--- a/09_Dimensionnement_Actionneur_Dynamique/11_MaxPID_E_09_Dimensionnement_Actionneur.docx
+++ b/09_Dimensionnement_Actionneur_Dynamique/11_MaxPID_E_09_Dimensionnement_Actionneur.docx
@@ -1253,15 +1253,7 @@
               <w:jc w:val="left"/>
             </w:pPr>
             <w:r>
-              <w:t xml:space="preserve">Présenter les points clés de la résolution utilisant </w:t>
-            </w:r>
-            <w:proofErr w:type="spellStart"/>
-            <w:r>
-              <w:t>Capytale</w:t>
-            </w:r>
-            <w:proofErr w:type="spellEnd"/>
-            <w:r>
-              <w:t>.</w:t>
+              <w:t>Présenter les points clés de la résolution utilisant Capytale.</w:t>
             </w:r>
           </w:p>
           <w:p>
@@ -1363,12 +1355,10 @@
       </w:pPr>
     </w:p>
     <w:sectPr>
-      <w:headerReference w:type="even" r:id="rId7"/>
-      <w:headerReference w:type="default" r:id="rId8"/>
-      <w:footerReference w:type="even" r:id="rId9"/>
-      <w:footerReference w:type="default" r:id="rId10"/>
-      <w:headerReference w:type="first" r:id="rId11"/>
-      <w:footerReference w:type="first" r:id="rId12"/>
+      <w:headerReference w:type="default" r:id="rId7"/>
+      <w:footerReference w:type="default" r:id="rId8"/>
+      <w:headerReference w:type="first" r:id="rId9"/>
+      <w:footerReference w:type="first" r:id="rId10"/>
       <w:type w:val="continuous"/>
       <w:pgSz w:w="11906" w:h="16838"/>
       <w:pgMar w:top="1276" w:right="851" w:bottom="992" w:left="851" w:header="709" w:footer="266" w:gutter="0"/>
@@ -1406,16 +1396,6 @@
 </file>
 
 <file path=word/footer1.xml><?xml version="1.0" encoding="utf-8"?>
-<w:ftr xmlns:wpc="http://schemas.microsoft.com/office/word/2010/wordprocessingCanvas" xmlns:cx="http://schemas.microsoft.com/office/drawing/2014/chartex" xmlns:cx1="http://schemas.microsoft.com/office/drawing/2015/9/8/chartex" xmlns:cx2="http://schemas.microsoft.com/office/drawing/2015/10/21/chartex" xmlns:cx3="http://schemas.microsoft.com/office/drawing/2016/5/9/chartex" xmlns:cx4="http://schemas.microsoft.com/office/drawing/2016/5/10/chartex" xmlns:cx5="http://schemas.microsoft.com/office/drawing/2016/5/11/chartex" xmlns:cx6="http://schemas.microsoft.com/office/drawing/2016/5/12/chartex" xmlns:cx7="http://schemas.microsoft.com/office/drawing/2016/5/13/chartex" xmlns:cx8="http://schemas.microsoft.com/office/drawing/2016/5/14/chartex" xmlns:mc="http://schemas.openxmlformats.org/markup-compatibility/2006" xmlns:aink="http://schemas.microsoft.com/office/drawing/2016/ink" xmlns:am3d="http://schemas.microsoft.com/office/drawing/2017/model3d" xmlns:o="urn:schemas-microsoft-com:office:office" xmlns:oel="http://schemas.microsoft.com/office/2019/extlst" xmlns:r="http://schemas.openxmlformats.org/officeDocument/2006/relationships" xmlns:m="http://schemas.openxmlformats.org/officeDocument/2006/math" xmlns:v="urn:schemas-microsoft-com:vml" xmlns:wp14="http://schemas.microsoft.com/office/word/2010/wordprocessingDrawing" xmlns:wp="http://schemas.openxmlformats.org/drawingml/2006/wordprocessingDrawing" xmlns:w10="urn:schemas-microsoft-com:office:word" xmlns:w="http://schemas.openxmlformats.org/wordprocessingml/2006/main" xmlns:w14="http://schemas.microsoft.com/office/word/2010/wordml" xmlns:w15="http://schemas.microsoft.com/office/word/2012/wordml" xmlns:w16cex="http://schemas.microsoft.com/office/word/2018/wordml/cex" xmlns:w16cid="http://schemas.microsoft.com/office/word/2016/wordml/cid" xmlns:w16="http://schemas.microsoft.com/office/word/2018/wordml" xmlns:w16du="http://schemas.microsoft.com/office/word/2023/wordml/word16du" xmlns:w16sdtdh="http://schemas.microsoft.com/office/word/2020/wordml/sdtdatahash" xmlns:w16sdtfl="http://schemas.microsoft.com/office/word/2024/wordml/sdtformatlock" xmlns:w16se="http://schemas.microsoft.com/office/word/2015/wordml/symex" xmlns:wpg="http://schemas.microsoft.com/office/word/2010/wordprocessingGroup" xmlns:wpi="http://schemas.microsoft.com/office/word/2010/wordprocessingInk" xmlns:wne="http://schemas.microsoft.com/office/word/2006/wordml" xmlns:wps="http://schemas.microsoft.com/office/word/2010/wordprocessingShape" mc:Ignorable="w14 w15 w16se w16cid w16 w16cex w16sdtdh w16sdtfl w16du wp14">
-  <w:p>
-    <w:pPr>
-      <w:pStyle w:val="Pieddepage"/>
-    </w:pPr>
-  </w:p>
-</w:ftr>
-</file>
-
-<file path=word/footer2.xml><?xml version="1.0" encoding="utf-8"?>
 <w:ftr xmlns:wpc="http://schemas.microsoft.com/office/word/2010/wordprocessingCanvas" xmlns:cx="http://schemas.microsoft.com/office/drawing/2014/chartex" xmlns:cx1="http://schemas.microsoft.com/office/drawing/2015/9/8/chartex" xmlns:cx2="http://schemas.microsoft.com/office/drawing/2015/10/21/chartex" xmlns:cx3="http://schemas.microsoft.com/office/drawing/2016/5/9/chartex" xmlns:cx4="http://schemas.microsoft.com/office/drawing/2016/5/10/chartex" xmlns:cx5="http://schemas.microsoft.com/office/drawing/2016/5/11/chartex" xmlns:cx6="http://schemas.microsoft.com/office/drawing/2016/5/12/chartex" xmlns:cx7="http://schemas.microsoft.com/office/drawing/2016/5/13/chartex" xmlns:cx8="http://schemas.microsoft.com/office/drawing/2016/5/14/chartex" xmlns:mc="http://schemas.openxmlformats.org/markup-compatibility/2006" xmlns:aink="http://schemas.microsoft.com/office/drawing/2016/ink" xmlns:am3d="http://schemas.microsoft.com/office/drawing/2017/model3d" xmlns:o="urn:schemas-microsoft-com:office:office" xmlns:oel="http://schemas.microsoft.com/office/2019/extlst" xmlns:r="http://schemas.openxmlformats.org/officeDocument/2006/relationships" xmlns:m="http://schemas.openxmlformats.org/officeDocument/2006/math" xmlns:v="urn:schemas-microsoft-com:vml" xmlns:wp14="http://schemas.microsoft.com/office/word/2010/wordprocessingDrawing" xmlns:wp="http://schemas.openxmlformats.org/drawingml/2006/wordprocessingDrawing" xmlns:w10="urn:schemas-microsoft-com:office:word" xmlns:w="http://schemas.openxmlformats.org/wordprocessingml/2006/main" xmlns:w14="http://schemas.microsoft.com/office/word/2010/wordml" xmlns:w15="http://schemas.microsoft.com/office/word/2012/wordml" xmlns:w16cex="http://schemas.microsoft.com/office/word/2018/wordml/cex" xmlns:w16cid="http://schemas.microsoft.com/office/word/2016/wordml/cid" xmlns:w16="http://schemas.microsoft.com/office/word/2018/wordml" xmlns:w16du="http://schemas.microsoft.com/office/word/2023/wordml/word16du" xmlns:w16sdtdh="http://schemas.microsoft.com/office/word/2020/wordml/sdtdatahash" xmlns:w16sdtfl="http://schemas.microsoft.com/office/word/2024/wordml/sdtformatlock" xmlns:w16se="http://schemas.microsoft.com/office/word/2015/wordml/symex" xmlns:wpg="http://schemas.microsoft.com/office/word/2010/wordprocessingGroup" xmlns:wpi="http://schemas.microsoft.com/office/word/2010/wordprocessingInk" xmlns:wne="http://schemas.microsoft.com/office/word/2006/wordml" xmlns:wps="http://schemas.microsoft.com/office/word/2010/wordprocessingShape" mc:Ignorable="w14 w15 w16se w16cid w16 w16cex w16sdtdh w16sdtfl w16du wp14">
   <w:tbl>
     <w:tblPr>
@@ -1556,7 +1536,7 @@
 </w:ftr>
 </file>
 
-<file path=word/footer3.xml><?xml version="1.0" encoding="utf-8"?>
+<file path=word/footer2.xml><?xml version="1.0" encoding="utf-8"?>
 <w:ftr xmlns:wpc="http://schemas.microsoft.com/office/word/2010/wordprocessingCanvas" xmlns:cx="http://schemas.microsoft.com/office/drawing/2014/chartex" xmlns:cx1="http://schemas.microsoft.com/office/drawing/2015/9/8/chartex" xmlns:cx2="http://schemas.microsoft.com/office/drawing/2015/10/21/chartex" xmlns:cx3="http://schemas.microsoft.com/office/drawing/2016/5/9/chartex" xmlns:cx4="http://schemas.microsoft.com/office/drawing/2016/5/10/chartex" xmlns:cx5="http://schemas.microsoft.com/office/drawing/2016/5/11/chartex" xmlns:cx6="http://schemas.microsoft.com/office/drawing/2016/5/12/chartex" xmlns:cx7="http://schemas.microsoft.com/office/drawing/2016/5/13/chartex" xmlns:cx8="http://schemas.microsoft.com/office/drawing/2016/5/14/chartex" xmlns:mc="http://schemas.openxmlformats.org/markup-compatibility/2006" xmlns:aink="http://schemas.microsoft.com/office/drawing/2016/ink" xmlns:am3d="http://schemas.microsoft.com/office/drawing/2017/model3d" xmlns:o="urn:schemas-microsoft-com:office:office" xmlns:oel="http://schemas.microsoft.com/office/2019/extlst" xmlns:r="http://schemas.openxmlformats.org/officeDocument/2006/relationships" xmlns:m="http://schemas.openxmlformats.org/officeDocument/2006/math" xmlns:v="urn:schemas-microsoft-com:vml" xmlns:wp14="http://schemas.microsoft.com/office/word/2010/wordprocessingDrawing" xmlns:wp="http://schemas.openxmlformats.org/drawingml/2006/wordprocessingDrawing" xmlns:w10="urn:schemas-microsoft-com:office:word" xmlns:w="http://schemas.openxmlformats.org/wordprocessingml/2006/main" xmlns:w14="http://schemas.microsoft.com/office/word/2010/wordml" xmlns:w15="http://schemas.microsoft.com/office/word/2012/wordml" xmlns:w16cex="http://schemas.microsoft.com/office/word/2018/wordml/cex" xmlns:w16cid="http://schemas.microsoft.com/office/word/2016/wordml/cid" xmlns:w16="http://schemas.microsoft.com/office/word/2018/wordml" xmlns:w16du="http://schemas.microsoft.com/office/word/2023/wordml/word16du" xmlns:w16sdtdh="http://schemas.microsoft.com/office/word/2020/wordml/sdtdatahash" xmlns:w16sdtfl="http://schemas.microsoft.com/office/word/2024/wordml/sdtformatlock" xmlns:w16se="http://schemas.microsoft.com/office/word/2015/wordml/symex" xmlns:wpg="http://schemas.microsoft.com/office/word/2010/wordprocessingGroup" xmlns:wpi="http://schemas.microsoft.com/office/word/2010/wordprocessingInk" xmlns:wne="http://schemas.microsoft.com/office/word/2006/wordml" xmlns:wps="http://schemas.microsoft.com/office/word/2010/wordprocessingShape" mc:Ignorable="w14 w15 w16se w16cid w16 w16cex w16sdtdh w16sdtfl w16du wp14">
   <w:tbl>
     <w:tblPr>
@@ -1723,16 +1703,6 @@
 </file>
 
 <file path=word/header1.xml><?xml version="1.0" encoding="utf-8"?>
-<w:hdr xmlns:wpc="http://schemas.microsoft.com/office/word/2010/wordprocessingCanvas" xmlns:cx="http://schemas.microsoft.com/office/drawing/2014/chartex" xmlns:cx1="http://schemas.microsoft.com/office/drawing/2015/9/8/chartex" xmlns:cx2="http://schemas.microsoft.com/office/drawing/2015/10/21/chartex" xmlns:cx3="http://schemas.microsoft.com/office/drawing/2016/5/9/chartex" xmlns:cx4="http://schemas.microsoft.com/office/drawing/2016/5/10/chartex" xmlns:cx5="http://schemas.microsoft.com/office/drawing/2016/5/11/chartex" xmlns:cx6="http://schemas.microsoft.com/office/drawing/2016/5/12/chartex" xmlns:cx7="http://schemas.microsoft.com/office/drawing/2016/5/13/chartex" xmlns:cx8="http://schemas.microsoft.com/office/drawing/2016/5/14/chartex" xmlns:mc="http://schemas.openxmlformats.org/markup-compatibility/2006" xmlns:aink="http://schemas.microsoft.com/office/drawing/2016/ink" xmlns:am3d="http://schemas.microsoft.com/office/drawing/2017/model3d" xmlns:o="urn:schemas-microsoft-com:office:office" xmlns:oel="http://schemas.microsoft.com/office/2019/extlst" xmlns:r="http://schemas.openxmlformats.org/officeDocument/2006/relationships" xmlns:m="http://schemas.openxmlformats.org/officeDocument/2006/math" xmlns:v="urn:schemas-microsoft-com:vml" xmlns:wp14="http://schemas.microsoft.com/office/word/2010/wordprocessingDrawing" xmlns:wp="http://schemas.openxmlformats.org/drawingml/2006/wordprocessingDrawing" xmlns:w10="urn:schemas-microsoft-com:office:word" xmlns:w="http://schemas.openxmlformats.org/wordprocessingml/2006/main" xmlns:w14="http://schemas.microsoft.com/office/word/2010/wordml" xmlns:w15="http://schemas.microsoft.com/office/word/2012/wordml" xmlns:w16cex="http://schemas.microsoft.com/office/word/2018/wordml/cex" xmlns:w16cid="http://schemas.microsoft.com/office/word/2016/wordml/cid" xmlns:w16="http://schemas.microsoft.com/office/word/2018/wordml" xmlns:w16du="http://schemas.microsoft.com/office/word/2023/wordml/word16du" xmlns:w16sdtdh="http://schemas.microsoft.com/office/word/2020/wordml/sdtdatahash" xmlns:w16sdtfl="http://schemas.microsoft.com/office/word/2024/wordml/sdtformatlock" xmlns:w16se="http://schemas.microsoft.com/office/word/2015/wordml/symex" xmlns:wpg="http://schemas.microsoft.com/office/word/2010/wordprocessingGroup" xmlns:wpi="http://schemas.microsoft.com/office/word/2010/wordprocessingInk" xmlns:wne="http://schemas.microsoft.com/office/word/2006/wordml" xmlns:wps="http://schemas.microsoft.com/office/word/2010/wordprocessingShape" mc:Ignorable="w14 w15 w16se w16cid w16 w16cex w16sdtdh w16sdtfl w16du wp14">
-  <w:p>
-    <w:pPr>
-      <w:pStyle w:val="En-tte"/>
-    </w:pPr>
-  </w:p>
-</w:hdr>
-</file>
-
-<file path=word/header2.xml><?xml version="1.0" encoding="utf-8"?>
 <w:hdr xmlns:wpc="http://schemas.microsoft.com/office/word/2010/wordprocessingCanvas" xmlns:cx="http://schemas.microsoft.com/office/drawing/2014/chartex" xmlns:cx1="http://schemas.microsoft.com/office/drawing/2015/9/8/chartex" xmlns:cx2="http://schemas.microsoft.com/office/drawing/2015/10/21/chartex" xmlns:cx3="http://schemas.microsoft.com/office/drawing/2016/5/9/chartex" xmlns:cx4="http://schemas.microsoft.com/office/drawing/2016/5/10/chartex" xmlns:cx5="http://schemas.microsoft.com/office/drawing/2016/5/11/chartex" xmlns:cx6="http://schemas.microsoft.com/office/drawing/2016/5/12/chartex" xmlns:cx7="http://schemas.microsoft.com/office/drawing/2016/5/13/chartex" xmlns:cx8="http://schemas.microsoft.com/office/drawing/2016/5/14/chartex" xmlns:mc="http://schemas.openxmlformats.org/markup-compatibility/2006" xmlns:aink="http://schemas.microsoft.com/office/drawing/2016/ink" xmlns:am3d="http://schemas.microsoft.com/office/drawing/2017/model3d" xmlns:o="urn:schemas-microsoft-com:office:office" xmlns:oel="http://schemas.microsoft.com/office/2019/extlst" xmlns:r="http://schemas.openxmlformats.org/officeDocument/2006/relationships" xmlns:m="http://schemas.openxmlformats.org/officeDocument/2006/math" xmlns:v="urn:schemas-microsoft-com:vml" xmlns:wp14="http://schemas.microsoft.com/office/word/2010/wordprocessingDrawing" xmlns:wp="http://schemas.openxmlformats.org/drawingml/2006/wordprocessingDrawing" xmlns:w10="urn:schemas-microsoft-com:office:word" xmlns:w="http://schemas.openxmlformats.org/wordprocessingml/2006/main" xmlns:w14="http://schemas.microsoft.com/office/word/2010/wordml" xmlns:w15="http://schemas.microsoft.com/office/word/2012/wordml" xmlns:w16cex="http://schemas.microsoft.com/office/word/2018/wordml/cex" xmlns:w16cid="http://schemas.microsoft.com/office/word/2016/wordml/cid" xmlns:w16="http://schemas.microsoft.com/office/word/2018/wordml" xmlns:w16du="http://schemas.microsoft.com/office/word/2023/wordml/word16du" xmlns:w16sdtdh="http://schemas.microsoft.com/office/word/2020/wordml/sdtdatahash" xmlns:w16sdtfl="http://schemas.microsoft.com/office/word/2024/wordml/sdtformatlock" xmlns:w16se="http://schemas.microsoft.com/office/word/2015/wordml/symex" xmlns:wpg="http://schemas.microsoft.com/office/word/2010/wordprocessingGroup" xmlns:wpi="http://schemas.microsoft.com/office/word/2010/wordprocessingInk" xmlns:wne="http://schemas.microsoft.com/office/word/2006/wordml" xmlns:wps="http://schemas.microsoft.com/office/word/2010/wordprocessingShape" mc:Ignorable="w14 w15 w16se w16cid w16 w16cex w16sdtdh w16sdtfl w16du wp14">
   <w:tbl>
     <w:tblPr>
@@ -1921,7 +1891,7 @@
 </w:hdr>
 </file>
 
-<file path=word/header3.xml><?xml version="1.0" encoding="utf-8"?>
+<file path=word/header2.xml><?xml version="1.0" encoding="utf-8"?>
 <w:hdr xmlns:wpc="http://schemas.microsoft.com/office/word/2010/wordprocessingCanvas" xmlns:cx="http://schemas.microsoft.com/office/drawing/2014/chartex" xmlns:cx1="http://schemas.microsoft.com/office/drawing/2015/9/8/chartex" xmlns:cx2="http://schemas.microsoft.com/office/drawing/2015/10/21/chartex" xmlns:cx3="http://schemas.microsoft.com/office/drawing/2016/5/9/chartex" xmlns:cx4="http://schemas.microsoft.com/office/drawing/2016/5/10/chartex" xmlns:cx5="http://schemas.microsoft.com/office/drawing/2016/5/11/chartex" xmlns:cx6="http://schemas.microsoft.com/office/drawing/2016/5/12/chartex" xmlns:cx7="http://schemas.microsoft.com/office/drawing/2016/5/13/chartex" xmlns:cx8="http://schemas.microsoft.com/office/drawing/2016/5/14/chartex" xmlns:mc="http://schemas.openxmlformats.org/markup-compatibility/2006" xmlns:aink="http://schemas.microsoft.com/office/drawing/2016/ink" xmlns:am3d="http://schemas.microsoft.com/office/drawing/2017/model3d" xmlns:o="urn:schemas-microsoft-com:office:office" xmlns:oel="http://schemas.microsoft.com/office/2019/extlst" xmlns:r="http://schemas.openxmlformats.org/officeDocument/2006/relationships" xmlns:m="http://schemas.openxmlformats.org/officeDocument/2006/math" xmlns:v="urn:schemas-microsoft-com:vml" xmlns:wp14="http://schemas.microsoft.com/office/word/2010/wordprocessingDrawing" xmlns:wp="http://schemas.openxmlformats.org/drawingml/2006/wordprocessingDrawing" xmlns:w10="urn:schemas-microsoft-com:office:word" xmlns:w="http://schemas.openxmlformats.org/wordprocessingml/2006/main" xmlns:w14="http://schemas.microsoft.com/office/word/2010/wordml" xmlns:w15="http://schemas.microsoft.com/office/word/2012/wordml" xmlns:w16cex="http://schemas.microsoft.com/office/word/2018/wordml/cex" xmlns:w16cid="http://schemas.microsoft.com/office/word/2016/wordml/cid" xmlns:w16="http://schemas.microsoft.com/office/word/2018/wordml" xmlns:w16du="http://schemas.microsoft.com/office/word/2023/wordml/word16du" xmlns:w16sdtdh="http://schemas.microsoft.com/office/word/2020/wordml/sdtdatahash" xmlns:w16sdtfl="http://schemas.microsoft.com/office/word/2024/wordml/sdtformatlock" xmlns:w16se="http://schemas.microsoft.com/office/word/2015/wordml/symex" xmlns:wpg="http://schemas.microsoft.com/office/word/2010/wordprocessingGroup" xmlns:wpi="http://schemas.microsoft.com/office/word/2010/wordprocessingInk" xmlns:wne="http://schemas.microsoft.com/office/word/2006/wordml" xmlns:wps="http://schemas.microsoft.com/office/word/2010/wordprocessingShape" mc:Ignorable="w14 w15 w16se w16cid w16 w16cex w16sdtdh w16sdtfl w16du wp14">
   <w:tbl>
     <w:tblPr>

--- a/09_Dimensionnement_Actionneur_Dynamique/11_MaxPID_E_09_Dimensionnement_Actionneur.docx
+++ b/09_Dimensionnement_Actionneur_Dynamique/11_MaxPID_E_09_Dimensionnement_Actionneur.docx
@@ -20,7 +20,10 @@
         <w:t xml:space="preserve"> </w:t>
       </w:r>
       <w:r>
-        <w:t>60</w:t>
+        <w:t>9</w:t>
+      </w:r>
+      <w:r>
+        <w:t>0</w:t>
       </w:r>
       <w:r>
         <w:t xml:space="preserve"> minutes</w:t>
@@ -306,6 +309,516 @@
                 <w:bCs/>
               </w:rPr>
               <w:t>. On cherche donc à connaître le couple et la vitesse de rotation que doit pouvoir fournir ce moteur.</w:t>
+            </w:r>
+          </w:p>
+        </w:tc>
+      </w:tr>
+    </w:tbl>
+    <w:p/>
+    <w:tbl>
+      <w:tblPr>
+        <w:tblStyle w:val="Grilledutableau"/>
+        <w:tblW w:w="0" w:type="auto"/>
+        <w:tblBorders>
+          <w:top w:val="single" w:sz="4" w:space="0" w:color="002060"/>
+          <w:left w:val="single" w:sz="4" w:space="0" w:color="002060"/>
+          <w:bottom w:val="single" w:sz="4" w:space="0" w:color="002060"/>
+          <w:right w:val="single" w:sz="4" w:space="0" w:color="002060"/>
+          <w:insideH w:val="none" w:sz="0" w:space="0" w:color="auto"/>
+          <w:insideV w:val="none" w:sz="0" w:space="0" w:color="auto"/>
+        </w:tblBorders>
+        <w:shd w:val="clear" w:color="auto" w:fill="DDE8FF"/>
+        <w:tblLook w:val="04A0" w:firstRow="1" w:lastRow="0" w:firstColumn="1" w:lastColumn="0" w:noHBand="0" w:noVBand="1"/>
+      </w:tblPr>
+      <w:tblGrid>
+        <w:gridCol w:w="846"/>
+        <w:gridCol w:w="9348"/>
+      </w:tblGrid>
+      <w:tr>
+        <w:trPr>
+          <w:cantSplit/>
+          <w:trHeight w:val="1651"/>
+        </w:trPr>
+        <w:tc>
+          <w:tcPr>
+            <w:tcW w:w="846" w:type="dxa"/>
+            <w:shd w:val="clear" w:color="auto" w:fill="DDE8FF"/>
+            <w:textDirection w:val="btLr"/>
+            <w:vAlign w:val="center"/>
+          </w:tcPr>
+          <w:p>
+            <w:pPr>
+              <w:ind w:left="113" w:right="113"/>
+              <w:jc w:val="center"/>
+              <w:rPr>
+                <w:rFonts w:ascii="Tw Cen MT" w:hAnsi="Tw Cen MT"/>
+                <w:b/>
+                <w:lang w:eastAsia="fr-FR"/>
+              </w:rPr>
+            </w:pPr>
+            <w:r>
+              <w:rPr>
+                <w:rFonts w:ascii="Tw Cen MT" w:hAnsi="Tw Cen MT"/>
+                <w:b/>
+                <w:lang w:eastAsia="fr-FR"/>
+              </w:rPr>
+              <w:t xml:space="preserve">Expérimenter </w:t>
+            </w:r>
+          </w:p>
+        </w:tc>
+        <w:tc>
+          <w:tcPr>
+            <w:tcW w:w="9348" w:type="dxa"/>
+            <w:shd w:val="clear" w:color="auto" w:fill="DDE8FF"/>
+            <w:vAlign w:val="center"/>
+          </w:tcPr>
+          <w:p>
+            <w:pPr>
+              <w:spacing w:line="240" w:lineRule="auto"/>
+              <w:jc w:val="left"/>
+              <w:rPr>
+                <w:rFonts w:ascii="Tw Cen MT" w:hAnsi="Tw Cen MT"/>
+                <w:b/>
+                <w:bCs/>
+                <w:sz w:val="22"/>
+                <w:szCs w:val="24"/>
+              </w:rPr>
+            </w:pPr>
+            <w:r>
+              <w:rPr>
+                <w:rFonts w:ascii="Tw Cen MT" w:hAnsi="Tw Cen MT"/>
+                <w:b/>
+                <w:bCs/>
+                <w:sz w:val="22"/>
+                <w:szCs w:val="24"/>
+              </w:rPr>
+              <w:t xml:space="preserve">Activité </w:t>
+            </w:r>
+            <w:r>
+              <w:rPr>
+                <w:rFonts w:ascii="Tw Cen MT" w:hAnsi="Tw Cen MT"/>
+                <w:b/>
+                <w:bCs/>
+                <w:sz w:val="22"/>
+                <w:szCs w:val="24"/>
+              </w:rPr>
+              <w:t>1</w:t>
+            </w:r>
+          </w:p>
+          <w:p>
+            <w:pPr>
+              <w:pStyle w:val="Paragraphedeliste"/>
+              <w:numPr>
+                <w:ilvl w:val="0"/>
+                <w:numId w:val="10"/>
+              </w:numPr>
+              <w:spacing w:line="240" w:lineRule="auto"/>
+            </w:pPr>
+            <w:r>
+              <w:rPr>
+                <w:lang w:eastAsia="fr-FR"/>
+              </w:rPr>
+              <w:t xml:space="preserve">Réaliser un mouvement vertical dans les conditions suivantes : </w:t>
+            </w:r>
+          </w:p>
+          <w:p>
+            <w:pPr>
+              <w:pStyle w:val="Paragraphedeliste"/>
+              <w:numPr>
+                <w:ilvl w:val="1"/>
+                <w:numId w:val="10"/>
+              </w:numPr>
+              <w:spacing w:line="240" w:lineRule="auto"/>
+            </w:pPr>
+            <w:r>
+              <w:t xml:space="preserve">MaxPID horizontal (couché sur la table), angle de 90° </w:t>
+            </w:r>
+            <w:r>
+              <w:t xml:space="preserve">chargement </w:t>
+            </w:r>
+            <w:r>
+              <w:t>avec 3 masses.</w:t>
+            </w:r>
+          </w:p>
+          <w:p>
+            <w:pPr>
+              <w:pStyle w:val="Paragraphedeliste"/>
+              <w:numPr>
+                <w:ilvl w:val="1"/>
+                <w:numId w:val="10"/>
+              </w:numPr>
+              <w:spacing w:line="240" w:lineRule="auto"/>
+            </w:pPr>
+            <w:r>
+              <w:t>MaxPID vertical (debout sur la table), angle de 90° chargement avec 3 masses.</w:t>
+            </w:r>
+          </w:p>
+          <w:p>
+            <w:pPr>
+              <w:pStyle w:val="Paragraphedeliste"/>
+              <w:numPr>
+                <w:ilvl w:val="0"/>
+                <w:numId w:val="10"/>
+              </w:numPr>
+              <w:spacing w:line="240" w:lineRule="auto"/>
+            </w:pPr>
+            <w:r>
+              <w:t>Pour chacun des essais, relever le courant moteur et la vitesse de rotation du moteur.</w:t>
+            </w:r>
+          </w:p>
+          <w:p>
+            <w:pPr>
+              <w:pStyle w:val="Paragraphedeliste"/>
+              <w:spacing w:line="240" w:lineRule="auto"/>
+            </w:pPr>
+          </w:p>
+          <w:p>
+            <w:pPr>
+              <w:pStyle w:val="Paragraphedeliste"/>
+              <w:numPr>
+                <w:ilvl w:val="0"/>
+                <w:numId w:val="10"/>
+              </w:numPr>
+              <w:spacing w:line="240" w:lineRule="auto"/>
+              <w:jc w:val="left"/>
+            </w:pPr>
+            <w:r>
+              <w:t xml:space="preserve">Proposer un cas d’utilisation ou la puissance à délivrer par le moteur est maximale. </w:t>
+            </w:r>
+          </w:p>
+          <w:p>
+            <w:pPr>
+              <w:pStyle w:val="Paragraphedeliste"/>
+            </w:pPr>
+          </w:p>
+          <w:p>
+            <w:pPr>
+              <w:pStyle w:val="Paragraphedeliste"/>
+              <w:numPr>
+                <w:ilvl w:val="0"/>
+                <w:numId w:val="10"/>
+              </w:numPr>
+              <w:spacing w:line="240" w:lineRule="auto"/>
+            </w:pPr>
+            <w:r>
+              <w:rPr>
+                <w:lang w:eastAsia="fr-FR"/>
+              </w:rPr>
+              <w:t xml:space="preserve">Réaliser un mouvement vertical dans les conditions suivantes : </w:t>
+            </w:r>
+          </w:p>
+          <w:p>
+            <w:pPr>
+              <w:pStyle w:val="Paragraphedeliste"/>
+              <w:numPr>
+                <w:ilvl w:val="1"/>
+                <w:numId w:val="10"/>
+              </w:numPr>
+              <w:spacing w:line="240" w:lineRule="auto"/>
+            </w:pPr>
+            <w:r>
+              <w:t>Profil de vitesse, angle de 90°, vitesse maximale 2,5 rad/s accélération maximale 9 rad/s².</w:t>
+            </w:r>
+          </w:p>
+          <w:p>
+            <w:pPr>
+              <w:pStyle w:val="Paragraphedeliste"/>
+              <w:numPr>
+                <w:ilvl w:val="1"/>
+                <w:numId w:val="10"/>
+              </w:numPr>
+              <w:spacing w:line="240" w:lineRule="auto"/>
+            </w:pPr>
+            <w:r>
+              <w:t>MaxPID horizontal (couché sur la table), angle de 90° chargement avec 3 masses.</w:t>
+            </w:r>
+          </w:p>
+          <w:p>
+            <w:pPr>
+              <w:pStyle w:val="Paragraphedeliste"/>
+              <w:numPr>
+                <w:ilvl w:val="1"/>
+                <w:numId w:val="10"/>
+              </w:numPr>
+              <w:spacing w:line="240" w:lineRule="auto"/>
+            </w:pPr>
+            <w:r>
+              <w:t>MaxPID vertical (debout sur la table), angle de 90° chargement avec 3 masses.</w:t>
+            </w:r>
+          </w:p>
+          <w:p>
+            <w:pPr>
+              <w:pStyle w:val="Paragraphedeliste"/>
+              <w:numPr>
+                <w:ilvl w:val="1"/>
+                <w:numId w:val="10"/>
+              </w:numPr>
+              <w:spacing w:line="240" w:lineRule="auto"/>
+            </w:pPr>
+            <w:r>
+              <w:t>Pour chacun des essais, relever le courant moteur et la vitesse de rotation du moteur</w:t>
+            </w:r>
+            <w:r>
+              <w:t xml:space="preserve"> (génératrice tachymétrique).</w:t>
+            </w:r>
+          </w:p>
+          <w:p>
+            <w:pPr>
+              <w:pStyle w:val="Paragraphedeliste"/>
+              <w:numPr>
+                <w:ilvl w:val="1"/>
+                <w:numId w:val="10"/>
+              </w:numPr>
+              <w:spacing w:line="240" w:lineRule="auto"/>
+              <w:jc w:val="left"/>
+            </w:pPr>
+            <w:r>
+              <w:t>Sauvegarder les deux fichiers de mesure correspondants aux 2 essais.</w:t>
+            </w:r>
+          </w:p>
+        </w:tc>
+      </w:tr>
+    </w:tbl>
+    <w:p/>
+    <w:p>
+      <w:r>
+        <w:t>Dans le but de réaliser une étude énergétique, on réalise les hypothèses suivantes :</w:t>
+      </w:r>
+    </w:p>
+    <w:p>
+      <w:pPr>
+        <w:pStyle w:val="Paragraphedeliste"/>
+        <w:numPr>
+          <w:ilvl w:val="0"/>
+          <w:numId w:val="15"/>
+        </w:numPr>
+      </w:pPr>
+      <w:r>
+        <w:t>seuls les moments d’inertie du rotor, de la vis à bille et de l’écrou sont pris en compte ;</w:t>
+      </w:r>
+    </w:p>
+    <w:p>
+      <w:pPr>
+        <w:pStyle w:val="Paragraphedeliste"/>
+        <w:numPr>
+          <w:ilvl w:val="0"/>
+          <w:numId w:val="15"/>
+        </w:numPr>
+      </w:pPr>
+      <w:r>
+        <w:t xml:space="preserve">on considère que le bras est constituée des masses ponctuelles, positionnées en bout de bras. </w:t>
+      </w:r>
+    </w:p>
+    <w:p>
+      <w:r>
+        <w:t>Une étude expérimentale a permis de tracer l’angle du rotor en fonction de l’angle du bras pour un essai en trapèze de vitesse.</w:t>
+      </w:r>
+    </w:p>
+    <w:p>
+      <w:pPr>
+        <w:jc w:val="center"/>
+      </w:pPr>
+      <w:r>
+        <w:rPr>
+          <w:noProof/>
+        </w:rPr>
+        <w:drawing>
+          <wp:inline distT="0" distB="0" distL="0" distR="0" wp14:anchorId="2A29E3EE" wp14:editId="109D27E7">
+            <wp:extent cx="3702755" cy="2670627"/>
+            <wp:effectExtent l="0" t="0" r="0" b="0"/>
+            <wp:docPr id="1537455254" name="Image 1"/>
+            <wp:cNvGraphicFramePr>
+              <a:graphicFrameLocks xmlns:a="http://schemas.openxmlformats.org/drawingml/2006/main" noChangeAspect="1"/>
+            </wp:cNvGraphicFramePr>
+            <a:graphic xmlns:a="http://schemas.openxmlformats.org/drawingml/2006/main">
+              <a:graphicData uri="http://schemas.openxmlformats.org/drawingml/2006/picture">
+                <pic:pic xmlns:pic="http://schemas.openxmlformats.org/drawingml/2006/picture">
+                  <pic:nvPicPr>
+                    <pic:cNvPr id="1537455254" name=""/>
+                    <pic:cNvPicPr/>
+                  </pic:nvPicPr>
+                  <pic:blipFill>
+                    <a:blip r:embed="rId7"/>
+                    <a:stretch>
+                      <a:fillRect/>
+                    </a:stretch>
+                  </pic:blipFill>
+                  <pic:spPr>
+                    <a:xfrm>
+                      <a:off x="0" y="0"/>
+                      <a:ext cx="3707829" cy="2674287"/>
+                    </a:xfrm>
+                    <a:prstGeom prst="rect">
+                      <a:avLst/>
+                    </a:prstGeom>
+                  </pic:spPr>
+                </pic:pic>
+              </a:graphicData>
+            </a:graphic>
+          </wp:inline>
+        </w:drawing>
+      </w:r>
+    </w:p>
+    <w:p/>
+    <w:tbl>
+      <w:tblPr>
+        <w:tblStyle w:val="Grilledutableau"/>
+        <w:tblW w:w="0" w:type="auto"/>
+        <w:tblBorders>
+          <w:top w:val="single" w:sz="4" w:space="0" w:color="002060"/>
+          <w:left w:val="single" w:sz="4" w:space="0" w:color="002060"/>
+          <w:bottom w:val="single" w:sz="4" w:space="0" w:color="002060"/>
+          <w:right w:val="single" w:sz="4" w:space="0" w:color="002060"/>
+          <w:insideH w:val="none" w:sz="0" w:space="0" w:color="auto"/>
+          <w:insideV w:val="none" w:sz="0" w:space="0" w:color="auto"/>
+        </w:tblBorders>
+        <w:shd w:val="clear" w:color="auto" w:fill="DDE8FF"/>
+        <w:tblLook w:val="04A0" w:firstRow="1" w:lastRow="0" w:firstColumn="1" w:lastColumn="0" w:noHBand="0" w:noVBand="1"/>
+      </w:tblPr>
+      <w:tblGrid>
+        <w:gridCol w:w="846"/>
+        <w:gridCol w:w="9348"/>
+      </w:tblGrid>
+      <w:tr>
+        <w:trPr>
+          <w:cantSplit/>
+          <w:trHeight w:val="1651"/>
+        </w:trPr>
+        <w:tc>
+          <w:tcPr>
+            <w:tcW w:w="846" w:type="dxa"/>
+            <w:tcBorders>
+              <w:top w:val="single" w:sz="4" w:space="0" w:color="002060"/>
+              <w:left w:val="single" w:sz="4" w:space="0" w:color="002060"/>
+              <w:bottom w:val="single" w:sz="4" w:space="0" w:color="002060"/>
+              <w:right w:val="nil"/>
+            </w:tcBorders>
+            <w:shd w:val="clear" w:color="auto" w:fill="DDE8FF"/>
+            <w:textDirection w:val="btLr"/>
+            <w:vAlign w:val="center"/>
+            <w:hideMark/>
+          </w:tcPr>
+          <w:p>
+            <w:pPr>
+              <w:ind w:left="113" w:right="113"/>
+              <w:jc w:val="center"/>
+              <w:rPr>
+                <w:rFonts w:ascii="Tw Cen MT" w:hAnsi="Tw Cen MT"/>
+                <w:b/>
+                <w:lang w:eastAsia="fr-FR"/>
+              </w:rPr>
+            </w:pPr>
+            <w:r>
+              <w:rPr>
+                <w:rFonts w:ascii="Tw Cen MT" w:hAnsi="Tw Cen MT"/>
+                <w:b/>
+                <w:lang w:eastAsia="fr-FR"/>
+              </w:rPr>
+              <w:lastRenderedPageBreak/>
+              <w:t xml:space="preserve">Modéliser </w:t>
+            </w:r>
+          </w:p>
+        </w:tc>
+        <w:tc>
+          <w:tcPr>
+            <w:tcW w:w="9348" w:type="dxa"/>
+            <w:tcBorders>
+              <w:top w:val="single" w:sz="4" w:space="0" w:color="002060"/>
+              <w:left w:val="nil"/>
+              <w:bottom w:val="single" w:sz="4" w:space="0" w:color="002060"/>
+              <w:right w:val="single" w:sz="4" w:space="0" w:color="002060"/>
+            </w:tcBorders>
+            <w:shd w:val="clear" w:color="auto" w:fill="DDE8FF"/>
+            <w:vAlign w:val="center"/>
+            <w:hideMark/>
+          </w:tcPr>
+          <w:p>
+            <w:pPr>
+              <w:spacing w:line="240" w:lineRule="auto"/>
+              <w:jc w:val="left"/>
+              <w:rPr>
+                <w:rFonts w:ascii="Tw Cen MT" w:hAnsi="Tw Cen MT"/>
+                <w:b/>
+                <w:bCs/>
+                <w:sz w:val="22"/>
+                <w:szCs w:val="24"/>
+              </w:rPr>
+            </w:pPr>
+            <w:r>
+              <w:rPr>
+                <w:rFonts w:ascii="Tw Cen MT" w:hAnsi="Tw Cen MT"/>
+                <w:b/>
+                <w:bCs/>
+                <w:sz w:val="22"/>
+                <w:szCs w:val="24"/>
+              </w:rPr>
+              <w:t xml:space="preserve">Activité </w:t>
+            </w:r>
+            <w:r>
+              <w:rPr>
+                <w:rFonts w:ascii="Tw Cen MT" w:hAnsi="Tw Cen MT"/>
+                <w:b/>
+                <w:bCs/>
+                <w:sz w:val="22"/>
+                <w:szCs w:val="24"/>
+              </w:rPr>
+              <w:t>2</w:t>
+            </w:r>
+          </w:p>
+          <w:p>
+            <w:pPr>
+              <w:pStyle w:val="Paragraphedeliste"/>
+              <w:numPr>
+                <w:ilvl w:val="0"/>
+                <w:numId w:val="10"/>
+              </w:numPr>
+              <w:spacing w:line="240" w:lineRule="auto"/>
+              <w:jc w:val="left"/>
+            </w:pPr>
+            <w:r>
+              <w:t>Proposer une modélisation de la MaxPID (schéma cinématique paramétré et/ou graphe de liaisons).</w:t>
+            </w:r>
+          </w:p>
+          <w:p>
+            <w:pPr>
+              <w:pStyle w:val="Paragraphedeliste"/>
+              <w:numPr>
+                <w:ilvl w:val="0"/>
+                <w:numId w:val="10"/>
+              </w:numPr>
+              <w:spacing w:line="240" w:lineRule="auto"/>
+              <w:jc w:val="left"/>
+            </w:pPr>
+            <w:r>
+              <w:t xml:space="preserve">Faire un bilan exhaustif des puissances intérieures. </w:t>
+            </w:r>
+          </w:p>
+          <w:p>
+            <w:pPr>
+              <w:pStyle w:val="Paragraphedeliste"/>
+              <w:numPr>
+                <w:ilvl w:val="0"/>
+                <w:numId w:val="10"/>
+              </w:numPr>
+              <w:spacing w:line="240" w:lineRule="auto"/>
+              <w:jc w:val="left"/>
+            </w:pPr>
+            <w:r>
+              <w:t>Faire un bilan exhaustif des puissances extérieures.</w:t>
+            </w:r>
+          </w:p>
+          <w:p>
+            <w:pPr>
+              <w:pStyle w:val="Paragraphedeliste"/>
+              <w:numPr>
+                <w:ilvl w:val="0"/>
+                <w:numId w:val="10"/>
+              </w:numPr>
+              <w:spacing w:line="240" w:lineRule="auto"/>
+              <w:jc w:val="left"/>
+            </w:pPr>
+            <w:r>
+              <w:t>Estimer l’énergie cinétique de la MaxPID.</w:t>
             </w:r>
           </w:p>
         </w:tc>
@@ -366,7 +879,7 @@
                 <w:b/>
                 <w:lang w:eastAsia="fr-FR"/>
               </w:rPr>
-              <w:t xml:space="preserve">Modéliser </w:t>
+              <w:t xml:space="preserve">Modéliser et Expérimenter </w:t>
             </w:r>
           </w:p>
         </w:tc>
@@ -403,7 +916,7 @@
                 <w:sz w:val="22"/>
                 <w:szCs w:val="24"/>
               </w:rPr>
-              <w:t>Activité 1</w:t>
+              <w:t>Activité 3</w:t>
             </w:r>
           </w:p>
           <w:p>
@@ -417,7 +930,7 @@
               <w:jc w:val="left"/>
             </w:pPr>
             <w:r>
-              <w:t>Proposer une modélisation de la MaxPID (schéma cinématique paramétré et/ou graphe de liaisons).</w:t>
+              <w:t>Lister les sources de pertes énergétiques.</w:t>
             </w:r>
           </w:p>
           <w:p>
@@ -431,7 +944,10 @@
               <w:jc w:val="left"/>
             </w:pPr>
             <w:r>
-              <w:t xml:space="preserve">Faire un bilan exhaustif des puissances intérieures. </w:t>
+              <w:t xml:space="preserve">Proposer un modèle </w:t>
+            </w:r>
+            <w:r>
+              <w:t>de frottement.</w:t>
             </w:r>
           </w:p>
           <w:p>
@@ -445,7 +961,26 @@
               <w:jc w:val="left"/>
             </w:pPr>
             <w:r>
-              <w:t>Faire un bilan exhaustif des puissances extérieures.</w:t>
+              <w:t>Proposer un protocole expérimental permettant d’identifier le modèle de frottement.</w:t>
+            </w:r>
+          </w:p>
+          <w:p>
+            <w:pPr>
+              <w:spacing w:line="240" w:lineRule="auto"/>
+              <w:jc w:val="center"/>
+              <w:rPr>
+                <w:b/>
+                <w:bCs/>
+                <w:color w:val="EE0000"/>
+              </w:rPr>
+            </w:pPr>
+            <w:r>
+              <w:rPr>
+                <w:b/>
+                <w:bCs/>
+                <w:color w:val="EE0000"/>
+              </w:rPr>
+              <w:t>Faire valider le protocole expérimentale par le professeur.</w:t>
             </w:r>
           </w:p>
         </w:tc>
@@ -493,7 +1028,6 @@
           <w:p>
             <w:pPr>
               <w:ind w:left="113" w:right="113"/>
-              <w:jc w:val="center"/>
               <w:rPr>
                 <w:rFonts w:ascii="Tw Cen MT" w:hAnsi="Tw Cen MT"/>
                 <w:b/>
@@ -506,7 +1040,7 @@
                 <w:b/>
                 <w:lang w:eastAsia="fr-FR"/>
               </w:rPr>
-              <w:t xml:space="preserve">Modéliser et Expérimenter </w:t>
+              <w:t xml:space="preserve">Expérimenter </w:t>
             </w:r>
           </w:p>
         </w:tc>
@@ -543,8 +1077,14 @@
                 <w:sz w:val="22"/>
                 <w:szCs w:val="24"/>
               </w:rPr>
-              <w:t>Activité 2</w:t>
-            </w:r>
+              <w:t>Activité 4</w:t>
+            </w:r>
+          </w:p>
+          <w:p>
+            <w:pPr>
+              <w:spacing w:line="240" w:lineRule="auto"/>
+              <w:jc w:val="left"/>
+            </w:pPr>
           </w:p>
           <w:p>
             <w:pPr>
@@ -557,108 +1097,10 @@
               <w:jc w:val="left"/>
             </w:pPr>
             <w:r>
-              <w:t xml:space="preserve">Estimer l’énergie cinétique de la MaxPID. </w:t>
-            </w:r>
-            <w:r>
-              <w:t xml:space="preserve">Vérifier rigoureusement les moments d’inertie qu’on peut négliger, ou non. </w:t>
-            </w:r>
-          </w:p>
-        </w:tc>
-      </w:tr>
-    </w:tbl>
-    <w:p/>
-    <w:tbl>
-      <w:tblPr>
-        <w:tblStyle w:val="Grilledutableau"/>
-        <w:tblW w:w="0" w:type="auto"/>
-        <w:tblBorders>
-          <w:top w:val="single" w:sz="4" w:space="0" w:color="002060"/>
-          <w:left w:val="single" w:sz="4" w:space="0" w:color="002060"/>
-          <w:bottom w:val="single" w:sz="4" w:space="0" w:color="002060"/>
-          <w:right w:val="single" w:sz="4" w:space="0" w:color="002060"/>
-          <w:insideH w:val="none" w:sz="0" w:space="0" w:color="auto"/>
-          <w:insideV w:val="none" w:sz="0" w:space="0" w:color="auto"/>
-        </w:tblBorders>
-        <w:shd w:val="clear" w:color="auto" w:fill="DDE8FF"/>
-        <w:tblLook w:val="04A0" w:firstRow="1" w:lastRow="0" w:firstColumn="1" w:lastColumn="0" w:noHBand="0" w:noVBand="1"/>
-      </w:tblPr>
-      <w:tblGrid>
-        <w:gridCol w:w="846"/>
-        <w:gridCol w:w="9348"/>
-      </w:tblGrid>
-      <w:tr>
-        <w:trPr>
-          <w:cantSplit/>
-          <w:trHeight w:val="1651"/>
-        </w:trPr>
-        <w:tc>
-          <w:tcPr>
-            <w:tcW w:w="846" w:type="dxa"/>
-            <w:tcBorders>
-              <w:top w:val="single" w:sz="4" w:space="0" w:color="002060"/>
-              <w:left w:val="single" w:sz="4" w:space="0" w:color="002060"/>
-              <w:bottom w:val="single" w:sz="4" w:space="0" w:color="002060"/>
-              <w:right w:val="nil"/>
-            </w:tcBorders>
-            <w:shd w:val="clear" w:color="auto" w:fill="DDE8FF"/>
-            <w:textDirection w:val="btLr"/>
-            <w:vAlign w:val="center"/>
-            <w:hideMark/>
-          </w:tcPr>
-          <w:p>
-            <w:pPr>
-              <w:ind w:left="113" w:right="113"/>
-              <w:jc w:val="center"/>
-              <w:rPr>
-                <w:rFonts w:ascii="Tw Cen MT" w:hAnsi="Tw Cen MT"/>
-                <w:b/>
-                <w:lang w:eastAsia="fr-FR"/>
-              </w:rPr>
-            </w:pPr>
-            <w:r>
-              <w:rPr>
-                <w:rFonts w:ascii="Tw Cen MT" w:hAnsi="Tw Cen MT"/>
-                <w:b/>
-                <w:lang w:eastAsia="fr-FR"/>
-              </w:rPr>
-              <w:t xml:space="preserve">Modéliser et Expérimenter </w:t>
-            </w:r>
-          </w:p>
-        </w:tc>
-        <w:tc>
-          <w:tcPr>
-            <w:tcW w:w="9348" w:type="dxa"/>
-            <w:tcBorders>
-              <w:top w:val="single" w:sz="4" w:space="0" w:color="002060"/>
-              <w:left w:val="nil"/>
-              <w:bottom w:val="single" w:sz="4" w:space="0" w:color="002060"/>
-              <w:right w:val="single" w:sz="4" w:space="0" w:color="002060"/>
-            </w:tcBorders>
-            <w:shd w:val="clear" w:color="auto" w:fill="DDE8FF"/>
-            <w:vAlign w:val="center"/>
-            <w:hideMark/>
-          </w:tcPr>
-          <w:p>
-            <w:pPr>
-              <w:spacing w:line="240" w:lineRule="auto"/>
-              <w:jc w:val="left"/>
-              <w:rPr>
-                <w:rFonts w:ascii="Tw Cen MT" w:hAnsi="Tw Cen MT"/>
-                <w:b/>
-                <w:bCs/>
-                <w:sz w:val="22"/>
-                <w:szCs w:val="24"/>
-              </w:rPr>
-            </w:pPr>
-            <w:r>
-              <w:rPr>
-                <w:rFonts w:ascii="Tw Cen MT" w:hAnsi="Tw Cen MT"/>
-                <w:b/>
-                <w:bCs/>
-                <w:sz w:val="22"/>
-                <w:szCs w:val="24"/>
-              </w:rPr>
-              <w:t>Activité 3</w:t>
+              <w:t>Mettre en œuvre le protocole expérimental</w:t>
+            </w:r>
+            <w:r>
+              <w:t>.</w:t>
             </w:r>
           </w:p>
           <w:p>
@@ -672,139 +1114,53 @@
               <w:jc w:val="left"/>
             </w:pPr>
             <w:r>
-              <w:t>Proposer un modèle de frottement et estimer les pertes globales du système.</w:t>
-            </w:r>
-          </w:p>
-          <w:p>
-            <w:pPr>
-              <w:pStyle w:val="Paragraphedeliste"/>
-              <w:numPr>
-                <w:ilvl w:val="0"/>
-                <w:numId w:val="10"/>
-              </w:numPr>
-              <w:spacing w:line="240" w:lineRule="auto"/>
-              <w:jc w:val="left"/>
-            </w:pPr>
-            <w:r>
-              <w:t>Lister et estimer d’autres sources de pertes énergétiques.</w:t>
+              <w:t>Proposer un</w:t>
+            </w:r>
+            <w:r>
+              <w:t xml:space="preserve"> modèle de frottement.</w:t>
             </w:r>
           </w:p>
         </w:tc>
       </w:tr>
     </w:tbl>
     <w:p/>
-    <w:tbl>
-      <w:tblPr>
-        <w:tblStyle w:val="Grilledutableau"/>
-        <w:tblW w:w="0" w:type="auto"/>
-        <w:tblBorders>
-          <w:top w:val="single" w:sz="4" w:space="0" w:color="002060"/>
-          <w:left w:val="single" w:sz="4" w:space="0" w:color="002060"/>
-          <w:bottom w:val="single" w:sz="4" w:space="0" w:color="002060"/>
-          <w:right w:val="single" w:sz="4" w:space="0" w:color="002060"/>
-          <w:insideH w:val="none" w:sz="0" w:space="0" w:color="auto"/>
-          <w:insideV w:val="none" w:sz="0" w:space="0" w:color="auto"/>
-        </w:tblBorders>
-        <w:shd w:val="clear" w:color="auto" w:fill="DDE8FF"/>
-        <w:tblLook w:val="04A0" w:firstRow="1" w:lastRow="0" w:firstColumn="1" w:lastColumn="0" w:noHBand="0" w:noVBand="1"/>
-      </w:tblPr>
-      <w:tblGrid>
-        <w:gridCol w:w="846"/>
-        <w:gridCol w:w="9348"/>
-      </w:tblGrid>
-      <w:tr>
-        <w:trPr>
-          <w:cantSplit/>
-          <w:trHeight w:val="1651"/>
-        </w:trPr>
-        <w:tc>
-          <w:tcPr>
-            <w:tcW w:w="846" w:type="dxa"/>
-            <w:tcBorders>
-              <w:top w:val="single" w:sz="4" w:space="0" w:color="002060"/>
-              <w:left w:val="single" w:sz="4" w:space="0" w:color="002060"/>
-              <w:bottom w:val="single" w:sz="4" w:space="0" w:color="002060"/>
-              <w:right w:val="nil"/>
-            </w:tcBorders>
-            <w:shd w:val="clear" w:color="auto" w:fill="DDE8FF"/>
-            <w:textDirection w:val="btLr"/>
-            <w:vAlign w:val="center"/>
-            <w:hideMark/>
-          </w:tcPr>
-          <w:p>
-            <w:pPr>
-              <w:ind w:left="113" w:right="113"/>
-              <w:jc w:val="center"/>
-              <w:rPr>
-                <w:rFonts w:ascii="Tw Cen MT" w:hAnsi="Tw Cen MT"/>
-                <w:b/>
-                <w:lang w:eastAsia="fr-FR"/>
-              </w:rPr>
-            </w:pPr>
-            <w:r>
-              <w:rPr>
-                <w:rFonts w:ascii="Tw Cen MT" w:hAnsi="Tw Cen MT"/>
-                <w:b/>
-                <w:lang w:eastAsia="fr-FR"/>
-              </w:rPr>
-              <w:t xml:space="preserve">Modéliser et Expérimenter </w:t>
-            </w:r>
-          </w:p>
-        </w:tc>
-        <w:tc>
-          <w:tcPr>
-            <w:tcW w:w="9348" w:type="dxa"/>
-            <w:tcBorders>
-              <w:top w:val="single" w:sz="4" w:space="0" w:color="002060"/>
-              <w:left w:val="nil"/>
-              <w:bottom w:val="single" w:sz="4" w:space="0" w:color="002060"/>
-              <w:right w:val="single" w:sz="4" w:space="0" w:color="002060"/>
-            </w:tcBorders>
-            <w:shd w:val="clear" w:color="auto" w:fill="DDE8FF"/>
-            <w:vAlign w:val="center"/>
-            <w:hideMark/>
-          </w:tcPr>
-          <w:p>
-            <w:pPr>
-              <w:spacing w:line="240" w:lineRule="auto"/>
-              <w:jc w:val="left"/>
-              <w:rPr>
-                <w:rFonts w:ascii="Tw Cen MT" w:hAnsi="Tw Cen MT"/>
-                <w:b/>
-                <w:bCs/>
-                <w:sz w:val="22"/>
-                <w:szCs w:val="24"/>
-              </w:rPr>
-            </w:pPr>
-            <w:r>
-              <w:rPr>
-                <w:rFonts w:ascii="Tw Cen MT" w:hAnsi="Tw Cen MT"/>
-                <w:b/>
-                <w:bCs/>
-                <w:sz w:val="22"/>
-                <w:szCs w:val="24"/>
-              </w:rPr>
-              <w:t>Activité 4</w:t>
-            </w:r>
-          </w:p>
-          <w:p>
-            <w:pPr>
-              <w:pStyle w:val="Paragraphedeliste"/>
-              <w:numPr>
-                <w:ilvl w:val="0"/>
-                <w:numId w:val="10"/>
-              </w:numPr>
-              <w:spacing w:line="240" w:lineRule="auto"/>
-              <w:jc w:val="left"/>
-            </w:pPr>
-            <w:r>
-              <w:t>Quantifier l’ensemble des puissances intérieures et extérieures recensées précédemment.</w:t>
-            </w:r>
-          </w:p>
-        </w:tc>
-      </w:tr>
-    </w:tbl>
-    <w:p/>
+    <w:p>
+      <w:pPr>
+        <w:pStyle w:val="Paragraphedeliste"/>
+        <w:numPr>
+          <w:ilvl w:val="0"/>
+          <w:numId w:val="19"/>
+        </w:numPr>
+      </w:pPr>
+      <w:r>
+        <w:t>11_MaxPID_09_DimensionnementActionneur_Energétique_Sujet</w:t>
+      </w:r>
+    </w:p>
+    <w:p>
+      <w:pPr>
+        <w:pStyle w:val="Paragraphedeliste"/>
+        <w:numPr>
+          <w:ilvl w:val="0"/>
+          <w:numId w:val="19"/>
+        </w:numPr>
+      </w:pPr>
+      <w:hyperlink r:id="rId8" w:history="1">
+        <w:r>
+          <w:rPr>
+            <w:rStyle w:val="Lienhypertexte"/>
+          </w:rPr>
+          <w:t>https://capytale2.ac-paris.fr/web/c/cfd4-10287777</w:t>
+        </w:r>
+      </w:hyperlink>
+      <w:r>
+        <w:t xml:space="preserve"> [Sujet]</w:t>
+      </w:r>
+    </w:p>
+    <w:p>
+      <w:pPr>
+        <w:ind w:left="360"/>
+      </w:pPr>
+    </w:p>
     <w:tbl>
       <w:tblPr>
         <w:tblStyle w:val="Grilledutableau"/>
@@ -859,7 +1215,6 @@
                 <w:b/>
                 <w:lang w:eastAsia="fr-FR"/>
               </w:rPr>
-              <w:lastRenderedPageBreak/>
               <w:t>Résoudre</w:t>
             </w:r>
           </w:p>
@@ -900,6 +1255,128 @@
               <w:t>Activité 5</w:t>
             </w:r>
           </w:p>
+          <w:p/>
+          <w:p>
+            <w:r>
+              <w:t>Un mouvement du bras a été réalisé numériquement.</w:t>
+            </w:r>
+            <w:r>
+              <w:t xml:space="preserve"> Un déplacement de 90° a été réalisé en suivant une loi en trapèze (vitesse maximale 2,5 rad/s et accélération maximale 9 rad/s²).</w:t>
+            </w:r>
+            <w:r>
+              <w:t xml:space="preserve"> </w:t>
+            </w:r>
+          </w:p>
+          <w:p>
+            <w:r>
+              <w:t xml:space="preserve">Le fichier Capytale permet d’avoir accès aux variables suivantes : </w:t>
+            </w:r>
+          </w:p>
+          <w:p>
+            <w:pPr>
+              <w:pStyle w:val="Paragraphedeliste"/>
+              <w:numPr>
+                <w:ilvl w:val="0"/>
+                <w:numId w:val="17"/>
+              </w:numPr>
+            </w:pPr>
+            <w:proofErr w:type="spellStart"/>
+            <w:r>
+              <w:t>les_t</w:t>
+            </w:r>
+            <w:proofErr w:type="spellEnd"/>
+            <w:r>
+              <w:t> : temps.</w:t>
+            </w:r>
+          </w:p>
+          <w:p>
+            <w:pPr>
+              <w:pStyle w:val="Paragraphedeliste"/>
+              <w:numPr>
+                <w:ilvl w:val="0"/>
+                <w:numId w:val="17"/>
+              </w:numPr>
+            </w:pPr>
+            <w:proofErr w:type="spellStart"/>
+            <w:r>
+              <w:t>les_gamma</w:t>
+            </w:r>
+            <w:proofErr w:type="spellEnd"/>
+            <w:r>
+              <w:t xml:space="preserve">, </w:t>
+            </w:r>
+            <w:proofErr w:type="spellStart"/>
+            <w:r>
+              <w:t>les_gammap</w:t>
+            </w:r>
+            <w:proofErr w:type="spellEnd"/>
+            <w:r>
+              <w:t xml:space="preserve">, </w:t>
+            </w:r>
+            <w:proofErr w:type="spellStart"/>
+            <w:r>
+              <w:t>les_gammap</w:t>
+            </w:r>
+            <w:r>
+              <w:t>p</w:t>
+            </w:r>
+            <w:proofErr w:type="spellEnd"/>
+            <w:r>
+              <w:t> : position (rad), vitesse (rad/s) et accélération (rad/s²) angulaire du rotor moteur par rapport au stator </w:t>
+            </w:r>
+          </w:p>
+          <w:p>
+            <w:pPr>
+              <w:pStyle w:val="Paragraphedeliste"/>
+              <w:numPr>
+                <w:ilvl w:val="0"/>
+                <w:numId w:val="17"/>
+              </w:numPr>
+            </w:pPr>
+            <w:proofErr w:type="spellStart"/>
+            <w:r>
+              <w:t>les_</w:t>
+            </w:r>
+            <w:r>
+              <w:t>theta</w:t>
+            </w:r>
+            <w:proofErr w:type="spellEnd"/>
+            <w:r>
+              <w:t xml:space="preserve">, </w:t>
+            </w:r>
+            <w:proofErr w:type="spellStart"/>
+            <w:r>
+              <w:t>les_</w:t>
+            </w:r>
+            <w:r>
+              <w:t>theta</w:t>
+            </w:r>
+            <w:r>
+              <w:t>p</w:t>
+            </w:r>
+            <w:proofErr w:type="spellEnd"/>
+            <w:r>
+              <w:t xml:space="preserve">, </w:t>
+            </w:r>
+            <w:proofErr w:type="spellStart"/>
+            <w:r>
+              <w:t>les_</w:t>
+            </w:r>
+            <w:r>
+              <w:t>tehetap</w:t>
+            </w:r>
+            <w:r>
+              <w:t>p</w:t>
+            </w:r>
+            <w:proofErr w:type="spellEnd"/>
+            <w:r>
+              <w:t xml:space="preserve"> : position (rad), vitesse (rad/s) et accélération (rad/s²) du </w:t>
+            </w:r>
+            <w:r>
+              <w:t>bras para rapport au bâti</w:t>
+            </w:r>
+          </w:p>
+          <w:p/>
           <w:p>
             <w:pPr>
               <w:pStyle w:val="Paragraphedeliste"/>
@@ -911,80 +1388,7 @@
               <w:jc w:val="left"/>
             </w:pPr>
             <w:r>
-              <w:t>Estimer sur un cycle de fonctionnement la puissance instantanée consommée par le moteur.</w:t>
-            </w:r>
-            <w:r>
-              <w:t xml:space="preserve"> Le cycle de fonctionnement choisi sera le suivant :</w:t>
-            </w:r>
-          </w:p>
-          <w:p>
-            <w:pPr>
-              <w:pStyle w:val="Paragraphedeliste"/>
-              <w:numPr>
-                <w:ilvl w:val="1"/>
-                <w:numId w:val="10"/>
-              </w:numPr>
-              <w:spacing w:line="240" w:lineRule="auto"/>
-              <w:jc w:val="left"/>
-            </w:pPr>
-            <w:r>
-              <w:t>MaxPID vertical</w:t>
-            </w:r>
-          </w:p>
-          <w:p>
-            <w:pPr>
-              <w:pStyle w:val="Paragraphedeliste"/>
-              <w:numPr>
-                <w:ilvl w:val="1"/>
-                <w:numId w:val="10"/>
-              </w:numPr>
-              <w:spacing w:line="240" w:lineRule="auto"/>
-              <w:jc w:val="left"/>
-            </w:pPr>
-            <w:r>
-              <w:t>2 masses</w:t>
-            </w:r>
-          </w:p>
-          <w:p>
-            <w:pPr>
-              <w:pStyle w:val="Paragraphedeliste"/>
-              <w:numPr>
-                <w:ilvl w:val="1"/>
-                <w:numId w:val="10"/>
-              </w:numPr>
-              <w:spacing w:line="240" w:lineRule="auto"/>
-              <w:jc w:val="left"/>
-            </w:pPr>
-            <w:r>
-              <w:t>Profil de position de 0 à 90°</w:t>
-            </w:r>
-          </w:p>
-          <w:p>
-            <w:pPr>
-              <w:pStyle w:val="Paragraphedeliste"/>
-              <w:numPr>
-                <w:ilvl w:val="1"/>
-                <w:numId w:val="10"/>
-              </w:numPr>
-              <w:spacing w:line="240" w:lineRule="auto"/>
-              <w:jc w:val="left"/>
-            </w:pPr>
-            <w:r>
-              <w:t>Vitesse du bras 30 tr/min</w:t>
-            </w:r>
-          </w:p>
-          <w:p>
-            <w:pPr>
-              <w:pStyle w:val="Paragraphedeliste"/>
-              <w:numPr>
-                <w:ilvl w:val="1"/>
-                <w:numId w:val="10"/>
-              </w:numPr>
-              <w:spacing w:line="240" w:lineRule="auto"/>
-              <w:jc w:val="left"/>
-            </w:pPr>
-            <w:r>
-              <w:t>Accélération et décélération du bras 100 tr/min/s.</w:t>
+              <w:t>Tracer le couple moteur pour un déplacement du MaxPID dans le plan horizontal</w:t>
             </w:r>
           </w:p>
           <w:p>
@@ -998,35 +1402,124 @@
               <w:jc w:val="left"/>
             </w:pPr>
             <w:r>
-              <w:t>Tracer sur le même graphe en fonction du temps </w:t>
-            </w:r>
-          </w:p>
-          <w:p>
-            <w:pPr>
-              <w:pStyle w:val="Paragraphedeliste"/>
-              <w:numPr>
-                <w:ilvl w:val="1"/>
-                <w:numId w:val="10"/>
-              </w:numPr>
+              <w:t xml:space="preserve">Tracer le couple moteur pour un déplacement du MaxPID dans le plan </w:t>
+            </w:r>
+            <w:r>
+              <w:t>vertical</w:t>
+            </w:r>
+          </w:p>
+        </w:tc>
+      </w:tr>
+    </w:tbl>
+    <w:p>
+      <w:pPr>
+        <w:tabs>
+          <w:tab w:val="left" w:pos="1362"/>
+        </w:tabs>
+      </w:pPr>
+    </w:p>
+    <w:tbl>
+      <w:tblPr>
+        <w:tblStyle w:val="Grilledutableau"/>
+        <w:tblW w:w="0" w:type="auto"/>
+        <w:tblBorders>
+          <w:top w:val="single" w:sz="4" w:space="0" w:color="002060"/>
+          <w:left w:val="single" w:sz="4" w:space="0" w:color="002060"/>
+          <w:bottom w:val="single" w:sz="4" w:space="0" w:color="002060"/>
+          <w:right w:val="single" w:sz="4" w:space="0" w:color="002060"/>
+          <w:insideH w:val="none" w:sz="0" w:space="0" w:color="auto"/>
+          <w:insideV w:val="none" w:sz="0" w:space="0" w:color="auto"/>
+        </w:tblBorders>
+        <w:shd w:val="clear" w:color="auto" w:fill="DDE8FF"/>
+        <w:tblLook w:val="04A0" w:firstRow="1" w:lastRow="0" w:firstColumn="1" w:lastColumn="0" w:noHBand="0" w:noVBand="1"/>
+      </w:tblPr>
+      <w:tblGrid>
+        <w:gridCol w:w="846"/>
+        <w:gridCol w:w="9348"/>
+      </w:tblGrid>
+      <w:tr>
+        <w:trPr>
+          <w:cantSplit/>
+          <w:trHeight w:val="1134"/>
+        </w:trPr>
+        <w:tc>
+          <w:tcPr>
+            <w:tcW w:w="846" w:type="dxa"/>
+            <w:tcBorders>
+              <w:top w:val="single" w:sz="4" w:space="0" w:color="002060"/>
+              <w:left w:val="single" w:sz="4" w:space="0" w:color="002060"/>
+              <w:bottom w:val="single" w:sz="4" w:space="0" w:color="002060"/>
+              <w:right w:val="nil"/>
+            </w:tcBorders>
+            <w:shd w:val="clear" w:color="auto" w:fill="DDE8FF"/>
+            <w:textDirection w:val="btLr"/>
+            <w:vAlign w:val="center"/>
+            <w:hideMark/>
+          </w:tcPr>
+          <w:p>
+            <w:pPr>
+              <w:ind w:left="113" w:right="113"/>
+              <w:jc w:val="center"/>
+              <w:rPr>
+                <w:rFonts w:ascii="Tw Cen MT" w:hAnsi="Tw Cen MT"/>
+                <w:b/>
+                <w:lang w:eastAsia="fr-FR"/>
+              </w:rPr>
+            </w:pPr>
+            <w:r>
+              <w:rPr>
+                <w:rFonts w:ascii="Tw Cen MT" w:hAnsi="Tw Cen MT"/>
+                <w:b/>
+                <w:lang w:eastAsia="fr-FR"/>
+              </w:rPr>
+              <w:t>Synthétiser</w:t>
+            </w:r>
+          </w:p>
+        </w:tc>
+        <w:tc>
+          <w:tcPr>
+            <w:tcW w:w="9348" w:type="dxa"/>
+            <w:tcBorders>
+              <w:top w:val="single" w:sz="4" w:space="0" w:color="002060"/>
+              <w:left w:val="nil"/>
+              <w:bottom w:val="single" w:sz="4" w:space="0" w:color="002060"/>
+              <w:right w:val="single" w:sz="4" w:space="0" w:color="002060"/>
+            </w:tcBorders>
+            <w:shd w:val="clear" w:color="auto" w:fill="DDE8FF"/>
+            <w:vAlign w:val="center"/>
+            <w:hideMark/>
+          </w:tcPr>
+          <w:p>
+            <w:pPr>
               <w:spacing w:line="240" w:lineRule="auto"/>
               <w:jc w:val="left"/>
-            </w:pPr>
-            <w:r>
-              <w:t>la vitesse du moteur et le couple moteur issus de la modélisation</w:t>
-            </w:r>
-          </w:p>
-          <w:p>
-            <w:pPr>
-              <w:pStyle w:val="Paragraphedeliste"/>
-              <w:numPr>
-                <w:ilvl w:val="1"/>
-                <w:numId w:val="10"/>
-              </w:numPr>
-              <w:spacing w:line="240" w:lineRule="auto"/>
-              <w:jc w:val="left"/>
-            </w:pPr>
-            <w:r>
-              <w:t>la vitesse du moteur et le couple moteur issus de l’expérimentation.</w:t>
+              <w:rPr>
+                <w:rFonts w:ascii="Tw Cen MT" w:hAnsi="Tw Cen MT"/>
+                <w:b/>
+                <w:bCs/>
+                <w:sz w:val="22"/>
+                <w:szCs w:val="24"/>
+              </w:rPr>
+            </w:pPr>
+            <w:r>
+              <w:rPr>
+                <w:rFonts w:ascii="Tw Cen MT" w:hAnsi="Tw Cen MT"/>
+                <w:b/>
+                <w:bCs/>
+                <w:sz w:val="22"/>
+                <w:szCs w:val="24"/>
+              </w:rPr>
+              <w:t xml:space="preserve">Activité </w:t>
+            </w:r>
+            <w:r>
+              <w:rPr>
+                <w:rFonts w:ascii="Tw Cen MT" w:hAnsi="Tw Cen MT"/>
+                <w:b/>
+                <w:bCs/>
+                <w:sz w:val="22"/>
+                <w:szCs w:val="24"/>
+              </w:rPr>
+              <w:t>6</w:t>
             </w:r>
           </w:p>
           <w:p>
@@ -1034,13 +1527,30 @@
               <w:pStyle w:val="Paragraphedeliste"/>
               <w:numPr>
                 <w:ilvl w:val="0"/>
-                <w:numId w:val="10"/>
+                <w:numId w:val="18"/>
               </w:numPr>
               <w:spacing w:line="240" w:lineRule="auto"/>
-              <w:jc w:val="left"/>
-            </w:pPr>
-            <w:r>
-              <w:t>Valider le choix de moteur effectué par le concepteur du système.</w:t>
+            </w:pPr>
+            <w:r>
+              <w:t>Pour les 2 mouvements comparer le courant calculé grâce au modèle et le courant réellement consommé.</w:t>
+            </w:r>
+          </w:p>
+          <w:p>
+            <w:pPr>
+              <w:spacing w:line="240" w:lineRule="auto"/>
+            </w:pPr>
+          </w:p>
+          <w:p>
+            <w:pPr>
+              <w:pStyle w:val="Paragraphedeliste"/>
+              <w:numPr>
+                <w:ilvl w:val="0"/>
+                <w:numId w:val="18"/>
+              </w:numPr>
+              <w:spacing w:line="240" w:lineRule="auto"/>
+            </w:pPr>
+            <w:r>
+              <w:t>En utilisant le documentation du moteur, valider le choix du moteur fait par le constructeur.</w:t>
             </w:r>
           </w:p>
         </w:tc>
@@ -1096,6 +1606,7 @@
                 <w:szCs w:val="24"/>
                 <w:lang w:eastAsia="fr-FR"/>
               </w:rPr>
+              <w:lastRenderedPageBreak/>
               <w:t>Synthèse</w:t>
             </w:r>
           </w:p>
@@ -1341,7 +1852,7 @@
               <w:t xml:space="preserve">Imprimer </w:t>
             </w:r>
             <w:r>
-              <w:t xml:space="preserve">le graphe où les courbes sont superposées. </w:t>
+              <w:t xml:space="preserve">le graphe o ù les courbes sont superposées. </w:t>
             </w:r>
           </w:p>
         </w:tc>
@@ -1355,10 +1866,12 @@
       </w:pPr>
     </w:p>
     <w:sectPr>
-      <w:headerReference w:type="default" r:id="rId7"/>
-      <w:footerReference w:type="default" r:id="rId8"/>
-      <w:headerReference w:type="first" r:id="rId9"/>
-      <w:footerReference w:type="first" r:id="rId10"/>
+      <w:headerReference w:type="even" r:id="rId9"/>
+      <w:headerReference w:type="default" r:id="rId10"/>
+      <w:footerReference w:type="even" r:id="rId11"/>
+      <w:footerReference w:type="default" r:id="rId12"/>
+      <w:headerReference w:type="first" r:id="rId13"/>
+      <w:footerReference w:type="first" r:id="rId14"/>
       <w:type w:val="continuous"/>
       <w:pgSz w:w="11906" w:h="16838"/>
       <w:pgMar w:top="1276" w:right="851" w:bottom="992" w:left="851" w:header="709" w:footer="266" w:gutter="0"/>
@@ -1396,6 +1909,16 @@
 </file>
 
 <file path=word/footer1.xml><?xml version="1.0" encoding="utf-8"?>
+<w:ftr xmlns:wpc="http://schemas.microsoft.com/office/word/2010/wordprocessingCanvas" xmlns:cx="http://schemas.microsoft.com/office/drawing/2014/chartex" xmlns:cx1="http://schemas.microsoft.com/office/drawing/2015/9/8/chartex" xmlns:cx2="http://schemas.microsoft.com/office/drawing/2015/10/21/chartex" xmlns:cx3="http://schemas.microsoft.com/office/drawing/2016/5/9/chartex" xmlns:cx4="http://schemas.microsoft.com/office/drawing/2016/5/10/chartex" xmlns:cx5="http://schemas.microsoft.com/office/drawing/2016/5/11/chartex" xmlns:cx6="http://schemas.microsoft.com/office/drawing/2016/5/12/chartex" xmlns:cx7="http://schemas.microsoft.com/office/drawing/2016/5/13/chartex" xmlns:cx8="http://schemas.microsoft.com/office/drawing/2016/5/14/chartex" xmlns:mc="http://schemas.openxmlformats.org/markup-compatibility/2006" xmlns:aink="http://schemas.microsoft.com/office/drawing/2016/ink" xmlns:am3d="http://schemas.microsoft.com/office/drawing/2017/model3d" xmlns:o="urn:schemas-microsoft-com:office:office" xmlns:oel="http://schemas.microsoft.com/office/2019/extlst" xmlns:r="http://schemas.openxmlformats.org/officeDocument/2006/relationships" xmlns:m="http://schemas.openxmlformats.org/officeDocument/2006/math" xmlns:v="urn:schemas-microsoft-com:vml" xmlns:wp14="http://schemas.microsoft.com/office/word/2010/wordprocessingDrawing" xmlns:wp="http://schemas.openxmlformats.org/drawingml/2006/wordprocessingDrawing" xmlns:w10="urn:schemas-microsoft-com:office:word" xmlns:w="http://schemas.openxmlformats.org/wordprocessingml/2006/main" xmlns:w14="http://schemas.microsoft.com/office/word/2010/wordml" xmlns:w15="http://schemas.microsoft.com/office/word/2012/wordml" xmlns:w16cex="http://schemas.microsoft.com/office/word/2018/wordml/cex" xmlns:w16cid="http://schemas.microsoft.com/office/word/2016/wordml/cid" xmlns:w16="http://schemas.microsoft.com/office/word/2018/wordml" xmlns:w16du="http://schemas.microsoft.com/office/word/2023/wordml/word16du" xmlns:w16sdtdh="http://schemas.microsoft.com/office/word/2020/wordml/sdtdatahash" xmlns:w16sdtfl="http://schemas.microsoft.com/office/word/2024/wordml/sdtformatlock" xmlns:w16se="http://schemas.microsoft.com/office/word/2015/wordml/symex" xmlns:wpg="http://schemas.microsoft.com/office/word/2010/wordprocessingGroup" xmlns:wpi="http://schemas.microsoft.com/office/word/2010/wordprocessingInk" xmlns:wne="http://schemas.microsoft.com/office/word/2006/wordml" xmlns:wps="http://schemas.microsoft.com/office/word/2010/wordprocessingShape" mc:Ignorable="w14 w15 w16se w16cid w16 w16cex w16sdtdh w16sdtfl w16du wp14">
+  <w:p>
+    <w:pPr>
+      <w:pStyle w:val="Pieddepage"/>
+    </w:pPr>
+  </w:p>
+</w:ftr>
+</file>
+
+<file path=word/footer2.xml><?xml version="1.0" encoding="utf-8"?>
 <w:ftr xmlns:wpc="http://schemas.microsoft.com/office/word/2010/wordprocessingCanvas" xmlns:cx="http://schemas.microsoft.com/office/drawing/2014/chartex" xmlns:cx1="http://schemas.microsoft.com/office/drawing/2015/9/8/chartex" xmlns:cx2="http://schemas.microsoft.com/office/drawing/2015/10/21/chartex" xmlns:cx3="http://schemas.microsoft.com/office/drawing/2016/5/9/chartex" xmlns:cx4="http://schemas.microsoft.com/office/drawing/2016/5/10/chartex" xmlns:cx5="http://schemas.microsoft.com/office/drawing/2016/5/11/chartex" xmlns:cx6="http://schemas.microsoft.com/office/drawing/2016/5/12/chartex" xmlns:cx7="http://schemas.microsoft.com/office/drawing/2016/5/13/chartex" xmlns:cx8="http://schemas.microsoft.com/office/drawing/2016/5/14/chartex" xmlns:mc="http://schemas.openxmlformats.org/markup-compatibility/2006" xmlns:aink="http://schemas.microsoft.com/office/drawing/2016/ink" xmlns:am3d="http://schemas.microsoft.com/office/drawing/2017/model3d" xmlns:o="urn:schemas-microsoft-com:office:office" xmlns:oel="http://schemas.microsoft.com/office/2019/extlst" xmlns:r="http://schemas.openxmlformats.org/officeDocument/2006/relationships" xmlns:m="http://schemas.openxmlformats.org/officeDocument/2006/math" xmlns:v="urn:schemas-microsoft-com:vml" xmlns:wp14="http://schemas.microsoft.com/office/word/2010/wordprocessingDrawing" xmlns:wp="http://schemas.openxmlformats.org/drawingml/2006/wordprocessingDrawing" xmlns:w10="urn:schemas-microsoft-com:office:word" xmlns:w="http://schemas.openxmlformats.org/wordprocessingml/2006/main" xmlns:w14="http://schemas.microsoft.com/office/word/2010/wordml" xmlns:w15="http://schemas.microsoft.com/office/word/2012/wordml" xmlns:w16cex="http://schemas.microsoft.com/office/word/2018/wordml/cex" xmlns:w16cid="http://schemas.microsoft.com/office/word/2016/wordml/cid" xmlns:w16="http://schemas.microsoft.com/office/word/2018/wordml" xmlns:w16du="http://schemas.microsoft.com/office/word/2023/wordml/word16du" xmlns:w16sdtdh="http://schemas.microsoft.com/office/word/2020/wordml/sdtdatahash" xmlns:w16sdtfl="http://schemas.microsoft.com/office/word/2024/wordml/sdtformatlock" xmlns:w16se="http://schemas.microsoft.com/office/word/2015/wordml/symex" xmlns:wpg="http://schemas.microsoft.com/office/word/2010/wordprocessingGroup" xmlns:wpi="http://schemas.microsoft.com/office/word/2010/wordprocessingInk" xmlns:wne="http://schemas.microsoft.com/office/word/2006/wordml" xmlns:wps="http://schemas.microsoft.com/office/word/2010/wordprocessingShape" mc:Ignorable="w14 w15 w16se w16cid w16 w16cex w16sdtdh w16sdtfl w16du wp14">
   <w:tbl>
     <w:tblPr>
@@ -1536,7 +2059,7 @@
 </w:ftr>
 </file>
 
-<file path=word/footer2.xml><?xml version="1.0" encoding="utf-8"?>
+<file path=word/footer3.xml><?xml version="1.0" encoding="utf-8"?>
 <w:ftr xmlns:wpc="http://schemas.microsoft.com/office/word/2010/wordprocessingCanvas" xmlns:cx="http://schemas.microsoft.com/office/drawing/2014/chartex" xmlns:cx1="http://schemas.microsoft.com/office/drawing/2015/9/8/chartex" xmlns:cx2="http://schemas.microsoft.com/office/drawing/2015/10/21/chartex" xmlns:cx3="http://schemas.microsoft.com/office/drawing/2016/5/9/chartex" xmlns:cx4="http://schemas.microsoft.com/office/drawing/2016/5/10/chartex" xmlns:cx5="http://schemas.microsoft.com/office/drawing/2016/5/11/chartex" xmlns:cx6="http://schemas.microsoft.com/office/drawing/2016/5/12/chartex" xmlns:cx7="http://schemas.microsoft.com/office/drawing/2016/5/13/chartex" xmlns:cx8="http://schemas.microsoft.com/office/drawing/2016/5/14/chartex" xmlns:mc="http://schemas.openxmlformats.org/markup-compatibility/2006" xmlns:aink="http://schemas.microsoft.com/office/drawing/2016/ink" xmlns:am3d="http://schemas.microsoft.com/office/drawing/2017/model3d" xmlns:o="urn:schemas-microsoft-com:office:office" xmlns:oel="http://schemas.microsoft.com/office/2019/extlst" xmlns:r="http://schemas.openxmlformats.org/officeDocument/2006/relationships" xmlns:m="http://schemas.openxmlformats.org/officeDocument/2006/math" xmlns:v="urn:schemas-microsoft-com:vml" xmlns:wp14="http://schemas.microsoft.com/office/word/2010/wordprocessingDrawing" xmlns:wp="http://schemas.openxmlformats.org/drawingml/2006/wordprocessingDrawing" xmlns:w10="urn:schemas-microsoft-com:office:word" xmlns:w="http://schemas.openxmlformats.org/wordprocessingml/2006/main" xmlns:w14="http://schemas.microsoft.com/office/word/2010/wordml" xmlns:w15="http://schemas.microsoft.com/office/word/2012/wordml" xmlns:w16cex="http://schemas.microsoft.com/office/word/2018/wordml/cex" xmlns:w16cid="http://schemas.microsoft.com/office/word/2016/wordml/cid" xmlns:w16="http://schemas.microsoft.com/office/word/2018/wordml" xmlns:w16du="http://schemas.microsoft.com/office/word/2023/wordml/word16du" xmlns:w16sdtdh="http://schemas.microsoft.com/office/word/2020/wordml/sdtdatahash" xmlns:w16sdtfl="http://schemas.microsoft.com/office/word/2024/wordml/sdtformatlock" xmlns:w16se="http://schemas.microsoft.com/office/word/2015/wordml/symex" xmlns:wpg="http://schemas.microsoft.com/office/word/2010/wordprocessingGroup" xmlns:wpi="http://schemas.microsoft.com/office/word/2010/wordprocessingInk" xmlns:wne="http://schemas.microsoft.com/office/word/2006/wordml" xmlns:wps="http://schemas.microsoft.com/office/word/2010/wordprocessingShape" mc:Ignorable="w14 w15 w16se w16cid w16 w16cex w16sdtdh w16sdtfl w16du wp14">
   <w:tbl>
     <w:tblPr>
@@ -1703,6 +2226,16 @@
 </file>
 
 <file path=word/header1.xml><?xml version="1.0" encoding="utf-8"?>
+<w:hdr xmlns:wpc="http://schemas.microsoft.com/office/word/2010/wordprocessingCanvas" xmlns:cx="http://schemas.microsoft.com/office/drawing/2014/chartex" xmlns:cx1="http://schemas.microsoft.com/office/drawing/2015/9/8/chartex" xmlns:cx2="http://schemas.microsoft.com/office/drawing/2015/10/21/chartex" xmlns:cx3="http://schemas.microsoft.com/office/drawing/2016/5/9/chartex" xmlns:cx4="http://schemas.microsoft.com/office/drawing/2016/5/10/chartex" xmlns:cx5="http://schemas.microsoft.com/office/drawing/2016/5/11/chartex" xmlns:cx6="http://schemas.microsoft.com/office/drawing/2016/5/12/chartex" xmlns:cx7="http://schemas.microsoft.com/office/drawing/2016/5/13/chartex" xmlns:cx8="http://schemas.microsoft.com/office/drawing/2016/5/14/chartex" xmlns:mc="http://schemas.openxmlformats.org/markup-compatibility/2006" xmlns:aink="http://schemas.microsoft.com/office/drawing/2016/ink" xmlns:am3d="http://schemas.microsoft.com/office/drawing/2017/model3d" xmlns:o="urn:schemas-microsoft-com:office:office" xmlns:oel="http://schemas.microsoft.com/office/2019/extlst" xmlns:r="http://schemas.openxmlformats.org/officeDocument/2006/relationships" xmlns:m="http://schemas.openxmlformats.org/officeDocument/2006/math" xmlns:v="urn:schemas-microsoft-com:vml" xmlns:wp14="http://schemas.microsoft.com/office/word/2010/wordprocessingDrawing" xmlns:wp="http://schemas.openxmlformats.org/drawingml/2006/wordprocessingDrawing" xmlns:w10="urn:schemas-microsoft-com:office:word" xmlns:w="http://schemas.openxmlformats.org/wordprocessingml/2006/main" xmlns:w14="http://schemas.microsoft.com/office/word/2010/wordml" xmlns:w15="http://schemas.microsoft.com/office/word/2012/wordml" xmlns:w16cex="http://schemas.microsoft.com/office/word/2018/wordml/cex" xmlns:w16cid="http://schemas.microsoft.com/office/word/2016/wordml/cid" xmlns:w16="http://schemas.microsoft.com/office/word/2018/wordml" xmlns:w16du="http://schemas.microsoft.com/office/word/2023/wordml/word16du" xmlns:w16sdtdh="http://schemas.microsoft.com/office/word/2020/wordml/sdtdatahash" xmlns:w16sdtfl="http://schemas.microsoft.com/office/word/2024/wordml/sdtformatlock" xmlns:w16se="http://schemas.microsoft.com/office/word/2015/wordml/symex" xmlns:wpg="http://schemas.microsoft.com/office/word/2010/wordprocessingGroup" xmlns:wpi="http://schemas.microsoft.com/office/word/2010/wordprocessingInk" xmlns:wne="http://schemas.microsoft.com/office/word/2006/wordml" xmlns:wps="http://schemas.microsoft.com/office/word/2010/wordprocessingShape" mc:Ignorable="w14 w15 w16se w16cid w16 w16cex w16sdtdh w16sdtfl w16du wp14">
+  <w:p>
+    <w:pPr>
+      <w:pStyle w:val="En-tte"/>
+    </w:pPr>
+  </w:p>
+</w:hdr>
+</file>
+
+<file path=word/header2.xml><?xml version="1.0" encoding="utf-8"?>
 <w:hdr xmlns:wpc="http://schemas.microsoft.com/office/word/2010/wordprocessingCanvas" xmlns:cx="http://schemas.microsoft.com/office/drawing/2014/chartex" xmlns:cx1="http://schemas.microsoft.com/office/drawing/2015/9/8/chartex" xmlns:cx2="http://schemas.microsoft.com/office/drawing/2015/10/21/chartex" xmlns:cx3="http://schemas.microsoft.com/office/drawing/2016/5/9/chartex" xmlns:cx4="http://schemas.microsoft.com/office/drawing/2016/5/10/chartex" xmlns:cx5="http://schemas.microsoft.com/office/drawing/2016/5/11/chartex" xmlns:cx6="http://schemas.microsoft.com/office/drawing/2016/5/12/chartex" xmlns:cx7="http://schemas.microsoft.com/office/drawing/2016/5/13/chartex" xmlns:cx8="http://schemas.microsoft.com/office/drawing/2016/5/14/chartex" xmlns:mc="http://schemas.openxmlformats.org/markup-compatibility/2006" xmlns:aink="http://schemas.microsoft.com/office/drawing/2016/ink" xmlns:am3d="http://schemas.microsoft.com/office/drawing/2017/model3d" xmlns:o="urn:schemas-microsoft-com:office:office" xmlns:oel="http://schemas.microsoft.com/office/2019/extlst" xmlns:r="http://schemas.openxmlformats.org/officeDocument/2006/relationships" xmlns:m="http://schemas.openxmlformats.org/officeDocument/2006/math" xmlns:v="urn:schemas-microsoft-com:vml" xmlns:wp14="http://schemas.microsoft.com/office/word/2010/wordprocessingDrawing" xmlns:wp="http://schemas.openxmlformats.org/drawingml/2006/wordprocessingDrawing" xmlns:w10="urn:schemas-microsoft-com:office:word" xmlns:w="http://schemas.openxmlformats.org/wordprocessingml/2006/main" xmlns:w14="http://schemas.microsoft.com/office/word/2010/wordml" xmlns:w15="http://schemas.microsoft.com/office/word/2012/wordml" xmlns:w16cex="http://schemas.microsoft.com/office/word/2018/wordml/cex" xmlns:w16cid="http://schemas.microsoft.com/office/word/2016/wordml/cid" xmlns:w16="http://schemas.microsoft.com/office/word/2018/wordml" xmlns:w16du="http://schemas.microsoft.com/office/word/2023/wordml/word16du" xmlns:w16sdtdh="http://schemas.microsoft.com/office/word/2020/wordml/sdtdatahash" xmlns:w16sdtfl="http://schemas.microsoft.com/office/word/2024/wordml/sdtformatlock" xmlns:w16se="http://schemas.microsoft.com/office/word/2015/wordml/symex" xmlns:wpg="http://schemas.microsoft.com/office/word/2010/wordprocessingGroup" xmlns:wpi="http://schemas.microsoft.com/office/word/2010/wordprocessingInk" xmlns:wne="http://schemas.microsoft.com/office/word/2006/wordml" xmlns:wps="http://schemas.microsoft.com/office/word/2010/wordprocessingShape" mc:Ignorable="w14 w15 w16se w16cid w16 w16cex w16sdtdh w16sdtfl w16du wp14">
   <w:tbl>
     <w:tblPr>
@@ -1891,7 +2424,7 @@
 </w:hdr>
 </file>
 
-<file path=word/header2.xml><?xml version="1.0" encoding="utf-8"?>
+<file path=word/header3.xml><?xml version="1.0" encoding="utf-8"?>
 <w:hdr xmlns:wpc="http://schemas.microsoft.com/office/word/2010/wordprocessingCanvas" xmlns:cx="http://schemas.microsoft.com/office/drawing/2014/chartex" xmlns:cx1="http://schemas.microsoft.com/office/drawing/2015/9/8/chartex" xmlns:cx2="http://schemas.microsoft.com/office/drawing/2015/10/21/chartex" xmlns:cx3="http://schemas.microsoft.com/office/drawing/2016/5/9/chartex" xmlns:cx4="http://schemas.microsoft.com/office/drawing/2016/5/10/chartex" xmlns:cx5="http://schemas.microsoft.com/office/drawing/2016/5/11/chartex" xmlns:cx6="http://schemas.microsoft.com/office/drawing/2016/5/12/chartex" xmlns:cx7="http://schemas.microsoft.com/office/drawing/2016/5/13/chartex" xmlns:cx8="http://schemas.microsoft.com/office/drawing/2016/5/14/chartex" xmlns:mc="http://schemas.openxmlformats.org/markup-compatibility/2006" xmlns:aink="http://schemas.microsoft.com/office/drawing/2016/ink" xmlns:am3d="http://schemas.microsoft.com/office/drawing/2017/model3d" xmlns:o="urn:schemas-microsoft-com:office:office" xmlns:oel="http://schemas.microsoft.com/office/2019/extlst" xmlns:r="http://schemas.openxmlformats.org/officeDocument/2006/relationships" xmlns:m="http://schemas.openxmlformats.org/officeDocument/2006/math" xmlns:v="urn:schemas-microsoft-com:vml" xmlns:wp14="http://schemas.microsoft.com/office/word/2010/wordprocessingDrawing" xmlns:wp="http://schemas.openxmlformats.org/drawingml/2006/wordprocessingDrawing" xmlns:w10="urn:schemas-microsoft-com:office:word" xmlns:w="http://schemas.openxmlformats.org/wordprocessingml/2006/main" xmlns:w14="http://schemas.microsoft.com/office/word/2010/wordml" xmlns:w15="http://schemas.microsoft.com/office/word/2012/wordml" xmlns:w16cex="http://schemas.microsoft.com/office/word/2018/wordml/cex" xmlns:w16cid="http://schemas.microsoft.com/office/word/2016/wordml/cid" xmlns:w16="http://schemas.microsoft.com/office/word/2018/wordml" xmlns:w16du="http://schemas.microsoft.com/office/word/2023/wordml/word16du" xmlns:w16sdtdh="http://schemas.microsoft.com/office/word/2020/wordml/sdtdatahash" xmlns:w16sdtfl="http://schemas.microsoft.com/office/word/2024/wordml/sdtformatlock" xmlns:w16se="http://schemas.microsoft.com/office/word/2015/wordml/symex" xmlns:wpg="http://schemas.microsoft.com/office/word/2010/wordprocessingGroup" xmlns:wpi="http://schemas.microsoft.com/office/word/2010/wordprocessingInk" xmlns:wne="http://schemas.microsoft.com/office/word/2006/wordml" xmlns:wps="http://schemas.microsoft.com/office/word/2010/wordprocessingShape" mc:Ignorable="w14 w15 w16se w16cid w16 w16cex w16sdtdh w16sdtfl w16du wp14">
   <w:tbl>
     <w:tblPr>
@@ -2198,6 +2731,232 @@
     </w:lvl>
   </w:abstractNum>
   <w:abstractNum w:abstractNumId="1" w15:restartNumberingAfterBreak="0">
+    <w:nsid w:val="030D4B0F"/>
+    <w:multiLevelType w:val="hybridMultilevel"/>
+    <w:tmpl w:val="744AC0B0"/>
+    <w:lvl w:ilvl="0" w:tplc="C9D0DD3C">
+      <w:start w:val="1"/>
+      <w:numFmt w:val="bullet"/>
+      <w:lvlText w:val=""/>
+      <w:lvlJc w:val="left"/>
+      <w:pPr>
+        <w:ind w:left="720" w:hanging="360"/>
+      </w:pPr>
+      <w:rPr>
+        <w:rFonts w:ascii="Wingdings" w:hAnsi="Wingdings" w:hint="default"/>
+      </w:rPr>
+    </w:lvl>
+    <w:lvl w:ilvl="1" w:tplc="040C0003" w:tentative="1">
+      <w:start w:val="1"/>
+      <w:numFmt w:val="bullet"/>
+      <w:lvlText w:val="o"/>
+      <w:lvlJc w:val="left"/>
+      <w:pPr>
+        <w:ind w:left="1440" w:hanging="360"/>
+      </w:pPr>
+      <w:rPr>
+        <w:rFonts w:ascii="Courier New" w:hAnsi="Courier New" w:cs="Courier New" w:hint="default"/>
+      </w:rPr>
+    </w:lvl>
+    <w:lvl w:ilvl="2" w:tplc="040C0005" w:tentative="1">
+      <w:start w:val="1"/>
+      <w:numFmt w:val="bullet"/>
+      <w:lvlText w:val=""/>
+      <w:lvlJc w:val="left"/>
+      <w:pPr>
+        <w:ind w:left="2160" w:hanging="360"/>
+      </w:pPr>
+      <w:rPr>
+        <w:rFonts w:ascii="Wingdings" w:hAnsi="Wingdings" w:hint="default"/>
+      </w:rPr>
+    </w:lvl>
+    <w:lvl w:ilvl="3" w:tplc="040C0001" w:tentative="1">
+      <w:start w:val="1"/>
+      <w:numFmt w:val="bullet"/>
+      <w:lvlText w:val=""/>
+      <w:lvlJc w:val="left"/>
+      <w:pPr>
+        <w:ind w:left="2880" w:hanging="360"/>
+      </w:pPr>
+      <w:rPr>
+        <w:rFonts w:ascii="Symbol" w:hAnsi="Symbol" w:hint="default"/>
+      </w:rPr>
+    </w:lvl>
+    <w:lvl w:ilvl="4" w:tplc="040C0003" w:tentative="1">
+      <w:start w:val="1"/>
+      <w:numFmt w:val="bullet"/>
+      <w:lvlText w:val="o"/>
+      <w:lvlJc w:val="left"/>
+      <w:pPr>
+        <w:ind w:left="3600" w:hanging="360"/>
+      </w:pPr>
+      <w:rPr>
+        <w:rFonts w:ascii="Courier New" w:hAnsi="Courier New" w:cs="Courier New" w:hint="default"/>
+      </w:rPr>
+    </w:lvl>
+    <w:lvl w:ilvl="5" w:tplc="040C0005" w:tentative="1">
+      <w:start w:val="1"/>
+      <w:numFmt w:val="bullet"/>
+      <w:lvlText w:val=""/>
+      <w:lvlJc w:val="left"/>
+      <w:pPr>
+        <w:ind w:left="4320" w:hanging="360"/>
+      </w:pPr>
+      <w:rPr>
+        <w:rFonts w:ascii="Wingdings" w:hAnsi="Wingdings" w:hint="default"/>
+      </w:rPr>
+    </w:lvl>
+    <w:lvl w:ilvl="6" w:tplc="040C0001" w:tentative="1">
+      <w:start w:val="1"/>
+      <w:numFmt w:val="bullet"/>
+      <w:lvlText w:val=""/>
+      <w:lvlJc w:val="left"/>
+      <w:pPr>
+        <w:ind w:left="5040" w:hanging="360"/>
+      </w:pPr>
+      <w:rPr>
+        <w:rFonts w:ascii="Symbol" w:hAnsi="Symbol" w:hint="default"/>
+      </w:rPr>
+    </w:lvl>
+    <w:lvl w:ilvl="7" w:tplc="040C0003" w:tentative="1">
+      <w:start w:val="1"/>
+      <w:numFmt w:val="bullet"/>
+      <w:lvlText w:val="o"/>
+      <w:lvlJc w:val="left"/>
+      <w:pPr>
+        <w:ind w:left="5760" w:hanging="360"/>
+      </w:pPr>
+      <w:rPr>
+        <w:rFonts w:ascii="Courier New" w:hAnsi="Courier New" w:cs="Courier New" w:hint="default"/>
+      </w:rPr>
+    </w:lvl>
+    <w:lvl w:ilvl="8" w:tplc="040C0005" w:tentative="1">
+      <w:start w:val="1"/>
+      <w:numFmt w:val="bullet"/>
+      <w:lvlText w:val=""/>
+      <w:lvlJc w:val="left"/>
+      <w:pPr>
+        <w:ind w:left="6480" w:hanging="360"/>
+      </w:pPr>
+      <w:rPr>
+        <w:rFonts w:ascii="Wingdings" w:hAnsi="Wingdings" w:hint="default"/>
+      </w:rPr>
+    </w:lvl>
+  </w:abstractNum>
+  <w:abstractNum w:abstractNumId="2" w15:restartNumberingAfterBreak="0">
+    <w:nsid w:val="081D6A2E"/>
+    <w:multiLevelType w:val="hybridMultilevel"/>
+    <w:tmpl w:val="7A9AD4DC"/>
+    <w:lvl w:ilvl="0" w:tplc="C9D0DD3C">
+      <w:start w:val="1"/>
+      <w:numFmt w:val="bullet"/>
+      <w:lvlText w:val=""/>
+      <w:lvlJc w:val="left"/>
+      <w:pPr>
+        <w:ind w:left="720" w:hanging="360"/>
+      </w:pPr>
+      <w:rPr>
+        <w:rFonts w:ascii="Wingdings" w:hAnsi="Wingdings" w:hint="default"/>
+      </w:rPr>
+    </w:lvl>
+    <w:lvl w:ilvl="1" w:tplc="040C0003" w:tentative="1">
+      <w:start w:val="1"/>
+      <w:numFmt w:val="bullet"/>
+      <w:lvlText w:val="o"/>
+      <w:lvlJc w:val="left"/>
+      <w:pPr>
+        <w:ind w:left="1440" w:hanging="360"/>
+      </w:pPr>
+      <w:rPr>
+        <w:rFonts w:ascii="Courier New" w:hAnsi="Courier New" w:cs="Courier New" w:hint="default"/>
+      </w:rPr>
+    </w:lvl>
+    <w:lvl w:ilvl="2" w:tplc="040C0005" w:tentative="1">
+      <w:start w:val="1"/>
+      <w:numFmt w:val="bullet"/>
+      <w:lvlText w:val=""/>
+      <w:lvlJc w:val="left"/>
+      <w:pPr>
+        <w:ind w:left="2160" w:hanging="360"/>
+      </w:pPr>
+      <w:rPr>
+        <w:rFonts w:ascii="Wingdings" w:hAnsi="Wingdings" w:hint="default"/>
+      </w:rPr>
+    </w:lvl>
+    <w:lvl w:ilvl="3" w:tplc="040C0001" w:tentative="1">
+      <w:start w:val="1"/>
+      <w:numFmt w:val="bullet"/>
+      <w:lvlText w:val=""/>
+      <w:lvlJc w:val="left"/>
+      <w:pPr>
+        <w:ind w:left="2880" w:hanging="360"/>
+      </w:pPr>
+      <w:rPr>
+        <w:rFonts w:ascii="Symbol" w:hAnsi="Symbol" w:hint="default"/>
+      </w:rPr>
+    </w:lvl>
+    <w:lvl w:ilvl="4" w:tplc="040C0003" w:tentative="1">
+      <w:start w:val="1"/>
+      <w:numFmt w:val="bullet"/>
+      <w:lvlText w:val="o"/>
+      <w:lvlJc w:val="left"/>
+      <w:pPr>
+        <w:ind w:left="3600" w:hanging="360"/>
+      </w:pPr>
+      <w:rPr>
+        <w:rFonts w:ascii="Courier New" w:hAnsi="Courier New" w:cs="Courier New" w:hint="default"/>
+      </w:rPr>
+    </w:lvl>
+    <w:lvl w:ilvl="5" w:tplc="040C0005" w:tentative="1">
+      <w:start w:val="1"/>
+      <w:numFmt w:val="bullet"/>
+      <w:lvlText w:val=""/>
+      <w:lvlJc w:val="left"/>
+      <w:pPr>
+        <w:ind w:left="4320" w:hanging="360"/>
+      </w:pPr>
+      <w:rPr>
+        <w:rFonts w:ascii="Wingdings" w:hAnsi="Wingdings" w:hint="default"/>
+      </w:rPr>
+    </w:lvl>
+    <w:lvl w:ilvl="6" w:tplc="040C0001" w:tentative="1">
+      <w:start w:val="1"/>
+      <w:numFmt w:val="bullet"/>
+      <w:lvlText w:val=""/>
+      <w:lvlJc w:val="left"/>
+      <w:pPr>
+        <w:ind w:left="5040" w:hanging="360"/>
+      </w:pPr>
+      <w:rPr>
+        <w:rFonts w:ascii="Symbol" w:hAnsi="Symbol" w:hint="default"/>
+      </w:rPr>
+    </w:lvl>
+    <w:lvl w:ilvl="7" w:tplc="040C0003" w:tentative="1">
+      <w:start w:val="1"/>
+      <w:numFmt w:val="bullet"/>
+      <w:lvlText w:val="o"/>
+      <w:lvlJc w:val="left"/>
+      <w:pPr>
+        <w:ind w:left="5760" w:hanging="360"/>
+      </w:pPr>
+      <w:rPr>
+        <w:rFonts w:ascii="Courier New" w:hAnsi="Courier New" w:cs="Courier New" w:hint="default"/>
+      </w:rPr>
+    </w:lvl>
+    <w:lvl w:ilvl="8" w:tplc="040C0005" w:tentative="1">
+      <w:start w:val="1"/>
+      <w:numFmt w:val="bullet"/>
+      <w:lvlText w:val=""/>
+      <w:lvlJc w:val="left"/>
+      <w:pPr>
+        <w:ind w:left="6480" w:hanging="360"/>
+      </w:pPr>
+      <w:rPr>
+        <w:rFonts w:ascii="Wingdings" w:hAnsi="Wingdings" w:hint="default"/>
+      </w:rPr>
+    </w:lvl>
+  </w:abstractNum>
+  <w:abstractNum w:abstractNumId="3" w15:restartNumberingAfterBreak="0">
     <w:nsid w:val="1AD87D15"/>
     <w:multiLevelType w:val="hybridMultilevel"/>
     <w:tmpl w:val="C7A48B5C"/>
@@ -2288,7 +3047,7 @@
       </w:pPr>
     </w:lvl>
   </w:abstractNum>
-  <w:abstractNum w:abstractNumId="2" w15:restartNumberingAfterBreak="0">
+  <w:abstractNum w:abstractNumId="4" w15:restartNumberingAfterBreak="0">
     <w:nsid w:val="20E7679C"/>
     <w:multiLevelType w:val="hybridMultilevel"/>
     <w:tmpl w:val="36085BC0"/>
@@ -2403,7 +3162,7 @@
       </w:rPr>
     </w:lvl>
   </w:abstractNum>
-  <w:abstractNum w:abstractNumId="3" w15:restartNumberingAfterBreak="0">
+  <w:abstractNum w:abstractNumId="5" w15:restartNumberingAfterBreak="0">
     <w:nsid w:val="27E53287"/>
     <w:multiLevelType w:val="hybridMultilevel"/>
     <w:tmpl w:val="4100F5D0"/>
@@ -2518,7 +3277,120 @@
       </w:rPr>
     </w:lvl>
   </w:abstractNum>
-  <w:abstractNum w:abstractNumId="4" w15:restartNumberingAfterBreak="0">
+  <w:abstractNum w:abstractNumId="6" w15:restartNumberingAfterBreak="0">
+    <w:nsid w:val="30B70E3A"/>
+    <w:multiLevelType w:val="hybridMultilevel"/>
+    <w:tmpl w:val="0944B77C"/>
+    <w:lvl w:ilvl="0" w:tplc="C9D0DD3C">
+      <w:start w:val="1"/>
+      <w:numFmt w:val="bullet"/>
+      <w:lvlText w:val=""/>
+      <w:lvlJc w:val="left"/>
+      <w:pPr>
+        <w:ind w:left="720" w:hanging="360"/>
+      </w:pPr>
+      <w:rPr>
+        <w:rFonts w:ascii="Wingdings" w:hAnsi="Wingdings" w:hint="default"/>
+      </w:rPr>
+    </w:lvl>
+    <w:lvl w:ilvl="1" w:tplc="040C0003" w:tentative="1">
+      <w:start w:val="1"/>
+      <w:numFmt w:val="bullet"/>
+      <w:lvlText w:val="o"/>
+      <w:lvlJc w:val="left"/>
+      <w:pPr>
+        <w:ind w:left="1440" w:hanging="360"/>
+      </w:pPr>
+      <w:rPr>
+        <w:rFonts w:ascii="Courier New" w:hAnsi="Courier New" w:cs="Courier New" w:hint="default"/>
+      </w:rPr>
+    </w:lvl>
+    <w:lvl w:ilvl="2" w:tplc="040C0005" w:tentative="1">
+      <w:start w:val="1"/>
+      <w:numFmt w:val="bullet"/>
+      <w:lvlText w:val=""/>
+      <w:lvlJc w:val="left"/>
+      <w:pPr>
+        <w:ind w:left="2160" w:hanging="360"/>
+      </w:pPr>
+      <w:rPr>
+        <w:rFonts w:ascii="Wingdings" w:hAnsi="Wingdings" w:hint="default"/>
+      </w:rPr>
+    </w:lvl>
+    <w:lvl w:ilvl="3" w:tplc="040C0001" w:tentative="1">
+      <w:start w:val="1"/>
+      <w:numFmt w:val="bullet"/>
+      <w:lvlText w:val=""/>
+      <w:lvlJc w:val="left"/>
+      <w:pPr>
+        <w:ind w:left="2880" w:hanging="360"/>
+      </w:pPr>
+      <w:rPr>
+        <w:rFonts w:ascii="Symbol" w:hAnsi="Symbol" w:hint="default"/>
+      </w:rPr>
+    </w:lvl>
+    <w:lvl w:ilvl="4" w:tplc="040C0003" w:tentative="1">
+      <w:start w:val="1"/>
+      <w:numFmt w:val="bullet"/>
+      <w:lvlText w:val="o"/>
+      <w:lvlJc w:val="left"/>
+      <w:pPr>
+        <w:ind w:left="3600" w:hanging="360"/>
+      </w:pPr>
+      <w:rPr>
+        <w:rFonts w:ascii="Courier New" w:hAnsi="Courier New" w:cs="Courier New" w:hint="default"/>
+      </w:rPr>
+    </w:lvl>
+    <w:lvl w:ilvl="5" w:tplc="040C0005" w:tentative="1">
+      <w:start w:val="1"/>
+      <w:numFmt w:val="bullet"/>
+      <w:lvlText w:val=""/>
+      <w:lvlJc w:val="left"/>
+      <w:pPr>
+        <w:ind w:left="4320" w:hanging="360"/>
+      </w:pPr>
+      <w:rPr>
+        <w:rFonts w:ascii="Wingdings" w:hAnsi="Wingdings" w:hint="default"/>
+      </w:rPr>
+    </w:lvl>
+    <w:lvl w:ilvl="6" w:tplc="040C0001" w:tentative="1">
+      <w:start w:val="1"/>
+      <w:numFmt w:val="bullet"/>
+      <w:lvlText w:val=""/>
+      <w:lvlJc w:val="left"/>
+      <w:pPr>
+        <w:ind w:left="5040" w:hanging="360"/>
+      </w:pPr>
+      <w:rPr>
+        <w:rFonts w:ascii="Symbol" w:hAnsi="Symbol" w:hint="default"/>
+      </w:rPr>
+    </w:lvl>
+    <w:lvl w:ilvl="7" w:tplc="040C0003" w:tentative="1">
+      <w:start w:val="1"/>
+      <w:numFmt w:val="bullet"/>
+      <w:lvlText w:val="o"/>
+      <w:lvlJc w:val="left"/>
+      <w:pPr>
+        <w:ind w:left="5760" w:hanging="360"/>
+      </w:pPr>
+      <w:rPr>
+        <w:rFonts w:ascii="Courier New" w:hAnsi="Courier New" w:cs="Courier New" w:hint="default"/>
+      </w:rPr>
+    </w:lvl>
+    <w:lvl w:ilvl="8" w:tplc="040C0005" w:tentative="1">
+      <w:start w:val="1"/>
+      <w:numFmt w:val="bullet"/>
+      <w:lvlText w:val=""/>
+      <w:lvlJc w:val="left"/>
+      <w:pPr>
+        <w:ind w:left="6480" w:hanging="360"/>
+      </w:pPr>
+      <w:rPr>
+        <w:rFonts w:ascii="Wingdings" w:hAnsi="Wingdings" w:hint="default"/>
+      </w:rPr>
+    </w:lvl>
+  </w:abstractNum>
+  <w:abstractNum w:abstractNumId="7" w15:restartNumberingAfterBreak="0">
     <w:nsid w:val="328C670C"/>
     <w:multiLevelType w:val="hybridMultilevel"/>
     <w:tmpl w:val="02D0687A"/>
@@ -2633,7 +3505,7 @@
       </w:rPr>
     </w:lvl>
   </w:abstractNum>
-  <w:abstractNum w:abstractNumId="5" w15:restartNumberingAfterBreak="0">
+  <w:abstractNum w:abstractNumId="8" w15:restartNumberingAfterBreak="0">
     <w:nsid w:val="329C3DFA"/>
     <w:multiLevelType w:val="hybridMultilevel"/>
     <w:tmpl w:val="25CA2886"/>
@@ -2750,7 +3622,7 @@
       </w:rPr>
     </w:lvl>
   </w:abstractNum>
-  <w:abstractNum w:abstractNumId="6" w15:restartNumberingAfterBreak="0">
+  <w:abstractNum w:abstractNumId="9" w15:restartNumberingAfterBreak="0">
     <w:nsid w:val="41B03D46"/>
     <w:multiLevelType w:val="hybridMultilevel"/>
     <w:tmpl w:val="0D385EA0"/>
@@ -2889,7 +3761,7 @@
       </w:rPr>
     </w:lvl>
   </w:abstractNum>
-  <w:abstractNum w:abstractNumId="7" w15:restartNumberingAfterBreak="0">
+  <w:abstractNum w:abstractNumId="10" w15:restartNumberingAfterBreak="0">
     <w:nsid w:val="41B46256"/>
     <w:multiLevelType w:val="multilevel"/>
     <w:tmpl w:val="2AC2DE68"/>
@@ -2984,7 +3856,7 @@
       </w:pPr>
     </w:lvl>
   </w:abstractNum>
-  <w:abstractNum w:abstractNumId="8" w15:restartNumberingAfterBreak="0">
+  <w:abstractNum w:abstractNumId="11" w15:restartNumberingAfterBreak="0">
     <w:nsid w:val="522631C9"/>
     <w:multiLevelType w:val="hybridMultilevel"/>
     <w:tmpl w:val="68B0ACD2"/>
@@ -3099,7 +3971,7 @@
       </w:rPr>
     </w:lvl>
   </w:abstractNum>
-  <w:abstractNum w:abstractNumId="9" w15:restartNumberingAfterBreak="0">
+  <w:abstractNum w:abstractNumId="12" w15:restartNumberingAfterBreak="0">
     <w:nsid w:val="5CF33102"/>
     <w:multiLevelType w:val="hybridMultilevel"/>
     <w:tmpl w:val="A4501324"/>
@@ -3214,7 +4086,7 @@
       </w:rPr>
     </w:lvl>
   </w:abstractNum>
-  <w:abstractNum w:abstractNumId="10" w15:restartNumberingAfterBreak="0">
+  <w:abstractNum w:abstractNumId="13" w15:restartNumberingAfterBreak="0">
     <w:nsid w:val="5E8F6934"/>
     <w:multiLevelType w:val="hybridMultilevel"/>
     <w:tmpl w:val="83EC98B4"/>
@@ -3329,7 +4201,7 @@
       </w:rPr>
     </w:lvl>
   </w:abstractNum>
-  <w:abstractNum w:abstractNumId="11" w15:restartNumberingAfterBreak="0">
+  <w:abstractNum w:abstractNumId="14" w15:restartNumberingAfterBreak="0">
     <w:nsid w:val="5FE52E27"/>
     <w:multiLevelType w:val="hybridMultilevel"/>
     <w:tmpl w:val="243ECAF8"/>
@@ -3444,7 +4316,120 @@
       </w:rPr>
     </w:lvl>
   </w:abstractNum>
-  <w:abstractNum w:abstractNumId="12" w15:restartNumberingAfterBreak="0">
+  <w:abstractNum w:abstractNumId="15" w15:restartNumberingAfterBreak="0">
+    <w:nsid w:val="67F73E5E"/>
+    <w:multiLevelType w:val="hybridMultilevel"/>
+    <w:tmpl w:val="9A063E06"/>
+    <w:lvl w:ilvl="0" w:tplc="C9D0DD3C">
+      <w:start w:val="1"/>
+      <w:numFmt w:val="bullet"/>
+      <w:lvlText w:val=""/>
+      <w:lvlJc w:val="left"/>
+      <w:pPr>
+        <w:ind w:left="720" w:hanging="360"/>
+      </w:pPr>
+      <w:rPr>
+        <w:rFonts w:ascii="Wingdings" w:hAnsi="Wingdings" w:hint="default"/>
+      </w:rPr>
+    </w:lvl>
+    <w:lvl w:ilvl="1" w:tplc="040C0003" w:tentative="1">
+      <w:start w:val="1"/>
+      <w:numFmt w:val="bullet"/>
+      <w:lvlText w:val="o"/>
+      <w:lvlJc w:val="left"/>
+      <w:pPr>
+        <w:ind w:left="1440" w:hanging="360"/>
+      </w:pPr>
+      <w:rPr>
+        <w:rFonts w:ascii="Courier New" w:hAnsi="Courier New" w:cs="Courier New" w:hint="default"/>
+      </w:rPr>
+    </w:lvl>
+    <w:lvl w:ilvl="2" w:tplc="040C0005" w:tentative="1">
+      <w:start w:val="1"/>
+      <w:numFmt w:val="bullet"/>
+      <w:lvlText w:val=""/>
+      <w:lvlJc w:val="left"/>
+      <w:pPr>
+        <w:ind w:left="2160" w:hanging="360"/>
+      </w:pPr>
+      <w:rPr>
+        <w:rFonts w:ascii="Wingdings" w:hAnsi="Wingdings" w:hint="default"/>
+      </w:rPr>
+    </w:lvl>
+    <w:lvl w:ilvl="3" w:tplc="040C0001" w:tentative="1">
+      <w:start w:val="1"/>
+      <w:numFmt w:val="bullet"/>
+      <w:lvlText w:val=""/>
+      <w:lvlJc w:val="left"/>
+      <w:pPr>
+        <w:ind w:left="2880" w:hanging="360"/>
+      </w:pPr>
+      <w:rPr>
+        <w:rFonts w:ascii="Symbol" w:hAnsi="Symbol" w:hint="default"/>
+      </w:rPr>
+    </w:lvl>
+    <w:lvl w:ilvl="4" w:tplc="040C0003" w:tentative="1">
+      <w:start w:val="1"/>
+      <w:numFmt w:val="bullet"/>
+      <w:lvlText w:val="o"/>
+      <w:lvlJc w:val="left"/>
+      <w:pPr>
+        <w:ind w:left="3600" w:hanging="360"/>
+      </w:pPr>
+      <w:rPr>
+        <w:rFonts w:ascii="Courier New" w:hAnsi="Courier New" w:cs="Courier New" w:hint="default"/>
+      </w:rPr>
+    </w:lvl>
+    <w:lvl w:ilvl="5" w:tplc="040C0005" w:tentative="1">
+      <w:start w:val="1"/>
+      <w:numFmt w:val="bullet"/>
+      <w:lvlText w:val=""/>
+      <w:lvlJc w:val="left"/>
+      <w:pPr>
+        <w:ind w:left="4320" w:hanging="360"/>
+      </w:pPr>
+      <w:rPr>
+        <w:rFonts w:ascii="Wingdings" w:hAnsi="Wingdings" w:hint="default"/>
+      </w:rPr>
+    </w:lvl>
+    <w:lvl w:ilvl="6" w:tplc="040C0001" w:tentative="1">
+      <w:start w:val="1"/>
+      <w:numFmt w:val="bullet"/>
+      <w:lvlText w:val=""/>
+      <w:lvlJc w:val="left"/>
+      <w:pPr>
+        <w:ind w:left="5040" w:hanging="360"/>
+      </w:pPr>
+      <w:rPr>
+        <w:rFonts w:ascii="Symbol" w:hAnsi="Symbol" w:hint="default"/>
+      </w:rPr>
+    </w:lvl>
+    <w:lvl w:ilvl="7" w:tplc="040C0003" w:tentative="1">
+      <w:start w:val="1"/>
+      <w:numFmt w:val="bullet"/>
+      <w:lvlText w:val="o"/>
+      <w:lvlJc w:val="left"/>
+      <w:pPr>
+        <w:ind w:left="5760" w:hanging="360"/>
+      </w:pPr>
+      <w:rPr>
+        <w:rFonts w:ascii="Courier New" w:hAnsi="Courier New" w:cs="Courier New" w:hint="default"/>
+      </w:rPr>
+    </w:lvl>
+    <w:lvl w:ilvl="8" w:tplc="040C0005" w:tentative="1">
+      <w:start w:val="1"/>
+      <w:numFmt w:val="bullet"/>
+      <w:lvlText w:val=""/>
+      <w:lvlJc w:val="left"/>
+      <w:pPr>
+        <w:ind w:left="6480" w:hanging="360"/>
+      </w:pPr>
+      <w:rPr>
+        <w:rFonts w:ascii="Wingdings" w:hAnsi="Wingdings" w:hint="default"/>
+      </w:rPr>
+    </w:lvl>
+  </w:abstractNum>
+  <w:abstractNum w:abstractNumId="16" w15:restartNumberingAfterBreak="0">
     <w:nsid w:val="6F7A7DAA"/>
     <w:multiLevelType w:val="hybridMultilevel"/>
     <w:tmpl w:val="8FFAED64"/>
@@ -3559,7 +4544,7 @@
       </w:rPr>
     </w:lvl>
   </w:abstractNum>
-  <w:abstractNum w:abstractNumId="13" w15:restartNumberingAfterBreak="0">
+  <w:abstractNum w:abstractNumId="17" w15:restartNumberingAfterBreak="0">
     <w:nsid w:val="724752FE"/>
     <w:multiLevelType w:val="hybridMultilevel"/>
     <w:tmpl w:val="9056B8A4"/>
@@ -3650,47 +4635,175 @@
       </w:pPr>
     </w:lvl>
   </w:abstractNum>
+  <w:abstractNum w:abstractNumId="18" w15:restartNumberingAfterBreak="0">
+    <w:nsid w:val="7ED86DFB"/>
+    <w:multiLevelType w:val="hybridMultilevel"/>
+    <w:tmpl w:val="066013E6"/>
+    <w:lvl w:ilvl="0" w:tplc="C9D0DD3C">
+      <w:start w:val="1"/>
+      <w:numFmt w:val="bullet"/>
+      <w:lvlText w:val=""/>
+      <w:lvlJc w:val="left"/>
+      <w:pPr>
+        <w:ind w:left="720" w:hanging="360"/>
+      </w:pPr>
+      <w:rPr>
+        <w:rFonts w:ascii="Wingdings" w:hAnsi="Wingdings" w:hint="default"/>
+      </w:rPr>
+    </w:lvl>
+    <w:lvl w:ilvl="1" w:tplc="040C0003" w:tentative="1">
+      <w:start w:val="1"/>
+      <w:numFmt w:val="bullet"/>
+      <w:lvlText w:val="o"/>
+      <w:lvlJc w:val="left"/>
+      <w:pPr>
+        <w:ind w:left="1440" w:hanging="360"/>
+      </w:pPr>
+      <w:rPr>
+        <w:rFonts w:ascii="Courier New" w:hAnsi="Courier New" w:cs="Courier New" w:hint="default"/>
+      </w:rPr>
+    </w:lvl>
+    <w:lvl w:ilvl="2" w:tplc="040C0005" w:tentative="1">
+      <w:start w:val="1"/>
+      <w:numFmt w:val="bullet"/>
+      <w:lvlText w:val=""/>
+      <w:lvlJc w:val="left"/>
+      <w:pPr>
+        <w:ind w:left="2160" w:hanging="360"/>
+      </w:pPr>
+      <w:rPr>
+        <w:rFonts w:ascii="Wingdings" w:hAnsi="Wingdings" w:hint="default"/>
+      </w:rPr>
+    </w:lvl>
+    <w:lvl w:ilvl="3" w:tplc="040C0001" w:tentative="1">
+      <w:start w:val="1"/>
+      <w:numFmt w:val="bullet"/>
+      <w:lvlText w:val=""/>
+      <w:lvlJc w:val="left"/>
+      <w:pPr>
+        <w:ind w:left="2880" w:hanging="360"/>
+      </w:pPr>
+      <w:rPr>
+        <w:rFonts w:ascii="Symbol" w:hAnsi="Symbol" w:hint="default"/>
+      </w:rPr>
+    </w:lvl>
+    <w:lvl w:ilvl="4" w:tplc="040C0003" w:tentative="1">
+      <w:start w:val="1"/>
+      <w:numFmt w:val="bullet"/>
+      <w:lvlText w:val="o"/>
+      <w:lvlJc w:val="left"/>
+      <w:pPr>
+        <w:ind w:left="3600" w:hanging="360"/>
+      </w:pPr>
+      <w:rPr>
+        <w:rFonts w:ascii="Courier New" w:hAnsi="Courier New" w:cs="Courier New" w:hint="default"/>
+      </w:rPr>
+    </w:lvl>
+    <w:lvl w:ilvl="5" w:tplc="040C0005" w:tentative="1">
+      <w:start w:val="1"/>
+      <w:numFmt w:val="bullet"/>
+      <w:lvlText w:val=""/>
+      <w:lvlJc w:val="left"/>
+      <w:pPr>
+        <w:ind w:left="4320" w:hanging="360"/>
+      </w:pPr>
+      <w:rPr>
+        <w:rFonts w:ascii="Wingdings" w:hAnsi="Wingdings" w:hint="default"/>
+      </w:rPr>
+    </w:lvl>
+    <w:lvl w:ilvl="6" w:tplc="040C0001" w:tentative="1">
+      <w:start w:val="1"/>
+      <w:numFmt w:val="bullet"/>
+      <w:lvlText w:val=""/>
+      <w:lvlJc w:val="left"/>
+      <w:pPr>
+        <w:ind w:left="5040" w:hanging="360"/>
+      </w:pPr>
+      <w:rPr>
+        <w:rFonts w:ascii="Symbol" w:hAnsi="Symbol" w:hint="default"/>
+      </w:rPr>
+    </w:lvl>
+    <w:lvl w:ilvl="7" w:tplc="040C0003" w:tentative="1">
+      <w:start w:val="1"/>
+      <w:numFmt w:val="bullet"/>
+      <w:lvlText w:val="o"/>
+      <w:lvlJc w:val="left"/>
+      <w:pPr>
+        <w:ind w:left="5760" w:hanging="360"/>
+      </w:pPr>
+      <w:rPr>
+        <w:rFonts w:ascii="Courier New" w:hAnsi="Courier New" w:cs="Courier New" w:hint="default"/>
+      </w:rPr>
+    </w:lvl>
+    <w:lvl w:ilvl="8" w:tplc="040C0005" w:tentative="1">
+      <w:start w:val="1"/>
+      <w:numFmt w:val="bullet"/>
+      <w:lvlText w:val=""/>
+      <w:lvlJc w:val="left"/>
+      <w:pPr>
+        <w:ind w:left="6480" w:hanging="360"/>
+      </w:pPr>
+      <w:rPr>
+        <w:rFonts w:ascii="Wingdings" w:hAnsi="Wingdings" w:hint="default"/>
+      </w:rPr>
+    </w:lvl>
+  </w:abstractNum>
   <w:num w:numId="1" w16cid:durableId="1865946793">
-    <w:abstractNumId w:val="7"/>
+    <w:abstractNumId w:val="10"/>
   </w:num>
   <w:num w:numId="2" w16cid:durableId="1298951346">
-    <w:abstractNumId w:val="12"/>
+    <w:abstractNumId w:val="16"/>
   </w:num>
   <w:num w:numId="3" w16cid:durableId="1803646862">
-    <w:abstractNumId w:val="1"/>
+    <w:abstractNumId w:val="3"/>
   </w:num>
   <w:num w:numId="4" w16cid:durableId="314649016">
     <w:abstractNumId w:val="0"/>
   </w:num>
   <w:num w:numId="5" w16cid:durableId="1329480987">
+    <w:abstractNumId w:val="17"/>
+  </w:num>
+  <w:num w:numId="6" w16cid:durableId="371616686">
+    <w:abstractNumId w:val="12"/>
+  </w:num>
+  <w:num w:numId="7" w16cid:durableId="1905219822">
+    <w:abstractNumId w:val="9"/>
+  </w:num>
+  <w:num w:numId="8" w16cid:durableId="481241926">
+    <w:abstractNumId w:val="7"/>
+  </w:num>
+  <w:num w:numId="9" w16cid:durableId="1275558044">
+    <w:abstractNumId w:val="5"/>
+  </w:num>
+  <w:num w:numId="10" w16cid:durableId="750927501">
+    <w:abstractNumId w:val="8"/>
+  </w:num>
+  <w:num w:numId="11" w16cid:durableId="1653944162">
+    <w:abstractNumId w:val="11"/>
+  </w:num>
+  <w:num w:numId="12" w16cid:durableId="22942457">
+    <w:abstractNumId w:val="14"/>
+  </w:num>
+  <w:num w:numId="13" w16cid:durableId="418210191">
+    <w:abstractNumId w:val="4"/>
+  </w:num>
+  <w:num w:numId="14" w16cid:durableId="1854686225">
     <w:abstractNumId w:val="13"/>
   </w:num>
-  <w:num w:numId="6" w16cid:durableId="371616686">
-    <w:abstractNumId w:val="9"/>
-  </w:num>
-  <w:num w:numId="7" w16cid:durableId="1905219822">
+  <w:num w:numId="15" w16cid:durableId="1113865027">
     <w:abstractNumId w:val="6"/>
   </w:num>
-  <w:num w:numId="8" w16cid:durableId="481241926">
-    <w:abstractNumId w:val="4"/>
+  <w:num w:numId="16" w16cid:durableId="2116173163">
+    <w:abstractNumId w:val="18"/>
   </w:num>
-  <w:num w:numId="9" w16cid:durableId="1275558044">
-    <w:abstractNumId w:val="3"/>
+  <w:num w:numId="17" w16cid:durableId="1205219517">
+    <w:abstractNumId w:val="1"/>
   </w:num>
-  <w:num w:numId="10" w16cid:durableId="750927501">
-    <w:abstractNumId w:val="5"/>
-  </w:num>
-  <w:num w:numId="11" w16cid:durableId="1653944162">
-    <w:abstractNumId w:val="8"/>
-  </w:num>
-  <w:num w:numId="12" w16cid:durableId="22942457">
-    <w:abstractNumId w:val="11"/>
-  </w:num>
-  <w:num w:numId="13" w16cid:durableId="418210191">
+  <w:num w:numId="18" w16cid:durableId="816724091">
     <w:abstractNumId w:val="2"/>
   </w:num>
-  <w:num w:numId="14" w16cid:durableId="1854686225">
-    <w:abstractNumId w:val="10"/>
+  <w:num w:numId="19" w16cid:durableId="602997325">
+    <w:abstractNumId w:val="15"/>
   </w:num>
 </w:numbering>
 </file>
@@ -4684,6 +5797,29 @@
       <w:b/>
     </w:rPr>
   </w:style>
+  <w:style w:type="character" w:styleId="Lienhypertexte">
+    <w:name w:val="Hyperlink"/>
+    <w:basedOn w:val="Policepardfaut"/>
+    <w:uiPriority w:val="99"/>
+    <w:unhideWhenUsed/>
+    <w:rsid w:val="002F1A16"/>
+    <w:rPr>
+      <w:color w:val="0563C1" w:themeColor="hyperlink"/>
+      <w:u w:val="single"/>
+    </w:rPr>
+  </w:style>
+  <w:style w:type="character" w:styleId="Mentionnonrsolue">
+    <w:name w:val="Unresolved Mention"/>
+    <w:basedOn w:val="Policepardfaut"/>
+    <w:uiPriority w:val="99"/>
+    <w:semiHidden/>
+    <w:unhideWhenUsed/>
+    <w:rsid w:val="002F1A16"/>
+    <w:rPr>
+      <w:color w:val="605E5C"/>
+      <w:shd w:val="clear" w:color="auto" w:fill="E1DFDD"/>
+    </w:rPr>
+  </w:style>
 </w:styles>
 </file>
 
